--- a/fuentes/524537_CF7_DU.docx
+++ b/fuentes/524537_CF7_DU.docx
@@ -8,6 +8,7 @@
       </w:pPr>
       <w:r>
         <w:rPr>
+          <w:noProof/>
           <w:lang w:eastAsia="es-CO"/>
         </w:rPr>
         <w:drawing>
@@ -129,6 +130,7 @@
       </w:pPr>
       <w:r>
         <w:rPr>
+          <w:noProof/>
           <w:lang w:eastAsia="es-CO"/>
         </w:rPr>
         <mc:AlternateContent>
@@ -224,6 +226,7 @@
       </w:pPr>
       <w:r>
         <w:rPr>
+          <w:noProof/>
           <w:lang w:eastAsia="es-CO"/>
         </w:rPr>
         <mc:AlternateContent>
@@ -524,6 +527,7 @@
             </w:tabs>
             <w:rPr>
               <w:rFonts w:eastAsiaTheme="minorEastAsia"/>
+              <w:noProof/>
               <w:sz w:val="24"/>
               <w:szCs w:val="24"/>
               <w:lang w:eastAsia="es-CO"/>
@@ -538,50 +542,58 @@
           <w:r>
             <w:fldChar w:fldCharType="separate"/>
           </w:r>
-          <w:hyperlink w:anchor="_Toc234914963" w:history="1">
+          <w:hyperlink w:anchor="_Toc235135143" w:history="1">
             <w:r>
               <w:rPr>
                 <w:rStyle w:val="Hipervnculo"/>
+                <w:noProof/>
               </w:rPr>
               <w:t>Introducción</w:t>
             </w:r>
             <w:r>
               <w:rPr>
+                <w:noProof/>
                 <w:webHidden/>
               </w:rPr>
               <w:tab/>
             </w:r>
             <w:r>
               <w:rPr>
+                <w:noProof/>
                 <w:webHidden/>
               </w:rPr>
               <w:fldChar w:fldCharType="begin"/>
             </w:r>
             <w:r>
               <w:rPr>
+                <w:noProof/>
                 <w:webHidden/>
               </w:rPr>
-              <w:instrText xml:space="preserve"> PAGEREF _Toc234914963 \h </w:instrText>
-            </w:r>
-            <w:r>
-              <w:rPr>
+              <w:instrText xml:space="preserve"> PAGEREF _Toc235135143 \h </w:instrText>
+            </w:r>
+            <w:r>
+              <w:rPr>
+                <w:noProof/>
                 <w:webHidden/>
               </w:rPr>
             </w:r>
             <w:r>
               <w:rPr>
+                <w:noProof/>
                 <w:webHidden/>
               </w:rPr>
               <w:fldChar w:fldCharType="separate"/>
             </w:r>
             <w:r>
               <w:rPr>
+                <w:noProof/>
                 <w:webHidden/>
               </w:rPr>
               <w:t>4</w:t>
             </w:r>
             <w:r>
               <w:rPr>
+                <w:noProof/>
                 <w:webHidden/>
               </w:rPr>
               <w:fldChar w:fldCharType="end"/>
@@ -596,55 +608,64 @@
             </w:tabs>
             <w:rPr>
               <w:rFonts w:eastAsiaTheme="minorEastAsia"/>
+              <w:noProof/>
               <w:sz w:val="24"/>
               <w:szCs w:val="24"/>
               <w:lang w:eastAsia="es-CO"/>
             </w:rPr>
           </w:pPr>
-          <w:hyperlink w:anchor="_Toc234914964" w:history="1">
+          <w:hyperlink w:anchor="_Toc235135144" w:history="1">
             <w:r>
               <w:rPr>
                 <w:rStyle w:val="Hipervnculo"/>
+                <w:noProof/>
               </w:rPr>
               <w:t>1. Control de calidad</w:t>
             </w:r>
             <w:r>
               <w:rPr>
+                <w:noProof/>
                 <w:webHidden/>
               </w:rPr>
               <w:tab/>
             </w:r>
             <w:r>
               <w:rPr>
+                <w:noProof/>
                 <w:webHidden/>
               </w:rPr>
               <w:fldChar w:fldCharType="begin"/>
             </w:r>
             <w:r>
               <w:rPr>
+                <w:noProof/>
                 <w:webHidden/>
               </w:rPr>
-              <w:instrText xml:space="preserve"> PAGEREF _Toc234914964 \h </w:instrText>
-            </w:r>
-            <w:r>
-              <w:rPr>
+              <w:instrText xml:space="preserve"> PAGEREF _Toc235135144 \h </w:instrText>
+            </w:r>
+            <w:r>
+              <w:rPr>
+                <w:noProof/>
                 <w:webHidden/>
               </w:rPr>
             </w:r>
             <w:r>
               <w:rPr>
+                <w:noProof/>
                 <w:webHidden/>
               </w:rPr>
               <w:fldChar w:fldCharType="separate"/>
             </w:r>
             <w:r>
               <w:rPr>
+                <w:noProof/>
                 <w:webHidden/>
               </w:rPr>
               <w:t>6</w:t>
             </w:r>
             <w:r>
               <w:rPr>
+                <w:noProof/>
                 <w:webHidden/>
               </w:rPr>
               <w:fldChar w:fldCharType="end"/>
@@ -660,21 +681,24 @@
             </w:tabs>
             <w:rPr>
               <w:rFonts w:eastAsiaTheme="minorEastAsia"/>
+              <w:noProof/>
               <w:sz w:val="24"/>
               <w:szCs w:val="24"/>
               <w:lang w:eastAsia="es-CO"/>
             </w:rPr>
           </w:pPr>
-          <w:hyperlink w:anchor="_Toc234914965" w:history="1">
+          <w:hyperlink w:anchor="_Toc235135145" w:history="1">
             <w:r>
               <w:rPr>
                 <w:rStyle w:val="Hipervnculo"/>
+                <w:noProof/>
               </w:rPr>
               <w:t>1.1.</w:t>
             </w:r>
             <w:r>
               <w:rPr>
                 <w:rFonts w:eastAsiaTheme="minorEastAsia"/>
+                <w:noProof/>
                 <w:sz w:val="24"/>
                 <w:szCs w:val="24"/>
                 <w:lang w:eastAsia="es-CO"/>
@@ -684,46 +708,54 @@
             <w:r>
               <w:rPr>
                 <w:rStyle w:val="Hipervnculo"/>
+                <w:noProof/>
               </w:rPr>
               <w:t>Concepto de calidad</w:t>
             </w:r>
             <w:r>
               <w:rPr>
+                <w:noProof/>
                 <w:webHidden/>
               </w:rPr>
               <w:tab/>
             </w:r>
             <w:r>
               <w:rPr>
+                <w:noProof/>
                 <w:webHidden/>
               </w:rPr>
               <w:fldChar w:fldCharType="begin"/>
             </w:r>
             <w:r>
               <w:rPr>
+                <w:noProof/>
                 <w:webHidden/>
               </w:rPr>
-              <w:instrText xml:space="preserve"> PAGEREF _Toc234914965 \h </w:instrText>
-            </w:r>
-            <w:r>
-              <w:rPr>
+              <w:instrText xml:space="preserve"> PAGEREF _Toc235135145 \h </w:instrText>
+            </w:r>
+            <w:r>
+              <w:rPr>
+                <w:noProof/>
                 <w:webHidden/>
               </w:rPr>
             </w:r>
             <w:r>
               <w:rPr>
+                <w:noProof/>
                 <w:webHidden/>
               </w:rPr>
               <w:fldChar w:fldCharType="separate"/>
             </w:r>
             <w:r>
               <w:rPr>
+                <w:noProof/>
                 <w:webHidden/>
               </w:rPr>
               <w:t>7</w:t>
             </w:r>
             <w:r>
               <w:rPr>
+                <w:noProof/>
                 <w:webHidden/>
               </w:rPr>
               <w:fldChar w:fldCharType="end"/>
@@ -739,21 +771,24 @@
             </w:tabs>
             <w:rPr>
               <w:rFonts w:eastAsiaTheme="minorEastAsia"/>
+              <w:noProof/>
               <w:sz w:val="24"/>
               <w:szCs w:val="24"/>
               <w:lang w:eastAsia="es-CO"/>
             </w:rPr>
           </w:pPr>
-          <w:hyperlink w:anchor="_Toc234914966" w:history="1">
+          <w:hyperlink w:anchor="_Toc235135146" w:history="1">
             <w:r>
               <w:rPr>
                 <w:rStyle w:val="Hipervnculo"/>
+                <w:noProof/>
               </w:rPr>
               <w:t>1.2.</w:t>
             </w:r>
             <w:r>
               <w:rPr>
                 <w:rFonts w:eastAsiaTheme="minorEastAsia"/>
+                <w:noProof/>
                 <w:sz w:val="24"/>
                 <w:szCs w:val="24"/>
                 <w:lang w:eastAsia="es-CO"/>
@@ -763,46 +798,54 @@
             <w:r>
               <w:rPr>
                 <w:rStyle w:val="Hipervnculo"/>
+                <w:noProof/>
               </w:rPr>
               <w:t>Gestión de la calidad total</w:t>
             </w:r>
             <w:r>
               <w:rPr>
+                <w:noProof/>
                 <w:webHidden/>
               </w:rPr>
               <w:tab/>
             </w:r>
             <w:r>
               <w:rPr>
+                <w:noProof/>
                 <w:webHidden/>
               </w:rPr>
               <w:fldChar w:fldCharType="begin"/>
             </w:r>
             <w:r>
               <w:rPr>
+                <w:noProof/>
                 <w:webHidden/>
               </w:rPr>
-              <w:instrText xml:space="preserve"> PAGEREF _Toc234914966 \h </w:instrText>
-            </w:r>
-            <w:r>
-              <w:rPr>
+              <w:instrText xml:space="preserve"> PAGEREF _Toc235135146 \h </w:instrText>
+            </w:r>
+            <w:r>
+              <w:rPr>
+                <w:noProof/>
                 <w:webHidden/>
               </w:rPr>
             </w:r>
             <w:r>
               <w:rPr>
+                <w:noProof/>
                 <w:webHidden/>
               </w:rPr>
               <w:fldChar w:fldCharType="separate"/>
             </w:r>
             <w:r>
               <w:rPr>
+                <w:noProof/>
                 <w:webHidden/>
               </w:rPr>
               <w:t>14</w:t>
             </w:r>
             <w:r>
               <w:rPr>
+                <w:noProof/>
                 <w:webHidden/>
               </w:rPr>
               <w:fldChar w:fldCharType="end"/>
@@ -818,70 +861,81 @@
             </w:tabs>
             <w:rPr>
               <w:rFonts w:eastAsiaTheme="minorEastAsia"/>
+              <w:noProof/>
               <w:sz w:val="24"/>
               <w:szCs w:val="24"/>
               <w:lang w:eastAsia="es-CO"/>
             </w:rPr>
           </w:pPr>
-          <w:hyperlink w:anchor="_Toc234914967" w:history="1">
+          <w:hyperlink w:anchor="_Toc235135147" w:history="1">
             <w:r>
               <w:rPr>
                 <w:rStyle w:val="Hipervnculo"/>
+                <w:noProof/>
               </w:rPr>
               <w:t>1.3.</w:t>
             </w:r>
             <w:r>
               <w:rPr>
                 <w:rFonts w:eastAsiaTheme="minorEastAsia"/>
+                <w:noProof/>
                 <w:sz w:val="24"/>
                 <w:szCs w:val="24"/>
                 <w:lang w:eastAsia="es-CO"/>
               </w:rPr>
+              <w:t xml:space="preserve">      </w:t>
+            </w:r>
+            <w:r>
+              <w:rPr>
+                <w:rStyle w:val="Hipervnculo"/>
+                <w:noProof/>
+              </w:rPr>
+              <w:t>Puntos de control en el proceso de confección</w:t>
+            </w:r>
+            <w:r>
+              <w:rPr>
+                <w:noProof/>
+                <w:webHidden/>
+              </w:rPr>
               <w:tab/>
             </w:r>
             <w:r>
               <w:rPr>
-                <w:rStyle w:val="Hipervnculo"/>
-              </w:rPr>
-              <w:t>Puntos de control en el proceso de confección</w:t>
-            </w:r>
-            <w:r>
-              <w:rPr>
+                <w:noProof/>
                 <w:webHidden/>
               </w:rPr>
-              <w:tab/>
-            </w:r>
-            <w:r>
-              <w:rPr>
+              <w:fldChar w:fldCharType="begin"/>
+            </w:r>
+            <w:r>
+              <w:rPr>
+                <w:noProof/>
                 <w:webHidden/>
               </w:rPr>
-              <w:fldChar w:fldCharType="begin"/>
-            </w:r>
-            <w:r>
-              <w:rPr>
+              <w:instrText xml:space="preserve"> PAGEREF _Toc235135147 \h </w:instrText>
+            </w:r>
+            <w:r>
+              <w:rPr>
+                <w:noProof/>
                 <w:webHidden/>
               </w:rPr>
-              <w:instrText xml:space="preserve"> PAGEREF _Toc234914967 \h </w:instrText>
-            </w:r>
-            <w:r>
-              <w:rPr>
+            </w:r>
+            <w:r>
+              <w:rPr>
+                <w:noProof/>
                 <w:webHidden/>
               </w:rPr>
-            </w:r>
-            <w:r>
-              <w:rPr>
+              <w:fldChar w:fldCharType="separate"/>
+            </w:r>
+            <w:r>
+              <w:rPr>
+                <w:noProof/>
                 <w:webHidden/>
               </w:rPr>
-              <w:fldChar w:fldCharType="separate"/>
-            </w:r>
-            <w:r>
-              <w:rPr>
-                <w:webHidden/>
-              </w:rPr>
-              <w:t>26</w:t>
-            </w:r>
-            <w:r>
-              <w:rPr>
+              <w:t>24</w:t>
+            </w:r>
+            <w:r>
+              <w:rPr>
+                <w:noProof/>
                 <w:webHidden/>
               </w:rPr>
               <w:fldChar w:fldCharType="end"/>
@@ -897,21 +951,24 @@
             </w:tabs>
             <w:rPr>
               <w:rFonts w:eastAsiaTheme="minorEastAsia"/>
+              <w:noProof/>
               <w:sz w:val="24"/>
               <w:szCs w:val="24"/>
               <w:lang w:eastAsia="es-CO"/>
             </w:rPr>
           </w:pPr>
-          <w:hyperlink w:anchor="_Toc234914968" w:history="1">
+          <w:hyperlink w:anchor="_Toc235135148" w:history="1">
             <w:r>
               <w:rPr>
                 <w:rStyle w:val="Hipervnculo"/>
+                <w:noProof/>
               </w:rPr>
               <w:t>1.4.</w:t>
             </w:r>
             <w:r>
               <w:rPr>
                 <w:rFonts w:eastAsiaTheme="minorEastAsia"/>
+                <w:noProof/>
                 <w:sz w:val="24"/>
                 <w:szCs w:val="24"/>
                 <w:lang w:eastAsia="es-CO"/>
@@ -921,46 +978,54 @@
             <w:r>
               <w:rPr>
                 <w:rStyle w:val="Hipervnculo"/>
+                <w:noProof/>
               </w:rPr>
               <w:t>Control de calidad en patronaje</w:t>
             </w:r>
             <w:r>
               <w:rPr>
+                <w:noProof/>
                 <w:webHidden/>
               </w:rPr>
               <w:tab/>
             </w:r>
             <w:r>
               <w:rPr>
+                <w:noProof/>
                 <w:webHidden/>
               </w:rPr>
               <w:fldChar w:fldCharType="begin"/>
             </w:r>
             <w:r>
               <w:rPr>
+                <w:noProof/>
                 <w:webHidden/>
               </w:rPr>
-              <w:instrText xml:space="preserve"> PAGEREF _Toc234914968 \h </w:instrText>
-            </w:r>
-            <w:r>
-              <w:rPr>
+              <w:instrText xml:space="preserve"> PAGEREF _Toc235135148 \h </w:instrText>
+            </w:r>
+            <w:r>
+              <w:rPr>
+                <w:noProof/>
                 <w:webHidden/>
               </w:rPr>
             </w:r>
             <w:r>
               <w:rPr>
+                <w:noProof/>
                 <w:webHidden/>
               </w:rPr>
               <w:fldChar w:fldCharType="separate"/>
             </w:r>
             <w:r>
               <w:rPr>
+                <w:noProof/>
                 <w:webHidden/>
               </w:rPr>
-              <w:t>30</w:t>
-            </w:r>
-            <w:r>
-              <w:rPr>
+              <w:t>28</w:t>
+            </w:r>
+            <w:r>
+              <w:rPr>
+                <w:noProof/>
                 <w:webHidden/>
               </w:rPr>
               <w:fldChar w:fldCharType="end"/>
@@ -976,21 +1041,24 @@
             </w:tabs>
             <w:rPr>
               <w:rFonts w:eastAsiaTheme="minorEastAsia"/>
+              <w:noProof/>
               <w:sz w:val="24"/>
               <w:szCs w:val="24"/>
               <w:lang w:eastAsia="es-CO"/>
             </w:rPr>
           </w:pPr>
-          <w:hyperlink w:anchor="_Toc234914969" w:history="1">
+          <w:hyperlink w:anchor="_Toc235135149" w:history="1">
             <w:r>
               <w:rPr>
                 <w:rStyle w:val="Hipervnculo"/>
+                <w:noProof/>
               </w:rPr>
               <w:t>1.5.</w:t>
             </w:r>
             <w:r>
               <w:rPr>
                 <w:rFonts w:eastAsiaTheme="minorEastAsia"/>
+                <w:noProof/>
                 <w:sz w:val="24"/>
                 <w:szCs w:val="24"/>
                 <w:lang w:eastAsia="es-CO"/>
@@ -1000,46 +1068,54 @@
             <w:r>
               <w:rPr>
                 <w:rStyle w:val="Hipervnculo"/>
+                <w:noProof/>
               </w:rPr>
               <w:t>Control de calidad en trazo y corte</w:t>
             </w:r>
             <w:r>
               <w:rPr>
+                <w:noProof/>
                 <w:webHidden/>
               </w:rPr>
               <w:tab/>
             </w:r>
             <w:r>
               <w:rPr>
+                <w:noProof/>
                 <w:webHidden/>
               </w:rPr>
               <w:fldChar w:fldCharType="begin"/>
             </w:r>
             <w:r>
               <w:rPr>
+                <w:noProof/>
                 <w:webHidden/>
               </w:rPr>
-              <w:instrText xml:space="preserve"> PAGEREF _Toc234914969 \h </w:instrText>
-            </w:r>
-            <w:r>
-              <w:rPr>
+              <w:instrText xml:space="preserve"> PAGEREF _Toc235135149 \h </w:instrText>
+            </w:r>
+            <w:r>
+              <w:rPr>
+                <w:noProof/>
                 <w:webHidden/>
               </w:rPr>
             </w:r>
             <w:r>
               <w:rPr>
+                <w:noProof/>
                 <w:webHidden/>
               </w:rPr>
               <w:fldChar w:fldCharType="separate"/>
             </w:r>
             <w:r>
               <w:rPr>
+                <w:noProof/>
                 <w:webHidden/>
               </w:rPr>
-              <w:t>31</w:t>
-            </w:r>
-            <w:r>
-              <w:rPr>
+              <w:t>29</w:t>
+            </w:r>
+            <w:r>
+              <w:rPr>
+                <w:noProof/>
                 <w:webHidden/>
               </w:rPr>
               <w:fldChar w:fldCharType="end"/>
@@ -1055,21 +1131,24 @@
             </w:tabs>
             <w:rPr>
               <w:rFonts w:eastAsiaTheme="minorEastAsia"/>
+              <w:noProof/>
               <w:sz w:val="24"/>
               <w:szCs w:val="24"/>
               <w:lang w:eastAsia="es-CO"/>
             </w:rPr>
           </w:pPr>
-          <w:hyperlink w:anchor="_Toc234914970" w:history="1">
+          <w:hyperlink w:anchor="_Toc235135150" w:history="1">
             <w:r>
               <w:rPr>
                 <w:rStyle w:val="Hipervnculo"/>
+                <w:noProof/>
               </w:rPr>
               <w:t>1.6.</w:t>
             </w:r>
             <w:r>
               <w:rPr>
                 <w:rFonts w:eastAsiaTheme="minorEastAsia"/>
+                <w:noProof/>
                 <w:sz w:val="24"/>
                 <w:szCs w:val="24"/>
                 <w:lang w:eastAsia="es-CO"/>
@@ -1079,46 +1158,54 @@
             <w:r>
               <w:rPr>
                 <w:rStyle w:val="Hipervnculo"/>
+                <w:noProof/>
               </w:rPr>
               <w:t>Control de calidad en confección</w:t>
             </w:r>
             <w:r>
               <w:rPr>
+                <w:noProof/>
                 <w:webHidden/>
               </w:rPr>
               <w:tab/>
             </w:r>
             <w:r>
               <w:rPr>
+                <w:noProof/>
                 <w:webHidden/>
               </w:rPr>
               <w:fldChar w:fldCharType="begin"/>
             </w:r>
             <w:r>
               <w:rPr>
+                <w:noProof/>
                 <w:webHidden/>
               </w:rPr>
-              <w:instrText xml:space="preserve"> PAGEREF _Toc234914970 \h </w:instrText>
-            </w:r>
-            <w:r>
-              <w:rPr>
+              <w:instrText xml:space="preserve"> PAGEREF _Toc235135150 \h </w:instrText>
+            </w:r>
+            <w:r>
+              <w:rPr>
+                <w:noProof/>
                 <w:webHidden/>
               </w:rPr>
             </w:r>
             <w:r>
               <w:rPr>
+                <w:noProof/>
                 <w:webHidden/>
               </w:rPr>
               <w:fldChar w:fldCharType="separate"/>
             </w:r>
             <w:r>
               <w:rPr>
+                <w:noProof/>
                 <w:webHidden/>
               </w:rPr>
-              <w:t>35</w:t>
-            </w:r>
-            <w:r>
-              <w:rPr>
+              <w:t>33</w:t>
+            </w:r>
+            <w:r>
+              <w:rPr>
+                <w:noProof/>
                 <w:webHidden/>
               </w:rPr>
               <w:fldChar w:fldCharType="end"/>
@@ -1134,21 +1221,24 @@
             </w:tabs>
             <w:rPr>
               <w:rFonts w:eastAsiaTheme="minorEastAsia"/>
+              <w:noProof/>
               <w:sz w:val="24"/>
               <w:szCs w:val="24"/>
               <w:lang w:eastAsia="es-CO"/>
             </w:rPr>
           </w:pPr>
-          <w:hyperlink w:anchor="_Toc234914971" w:history="1">
+          <w:hyperlink w:anchor="_Toc235135151" w:history="1">
             <w:r>
               <w:rPr>
                 <w:rStyle w:val="Hipervnculo"/>
+                <w:noProof/>
               </w:rPr>
               <w:t>1.7.</w:t>
             </w:r>
             <w:r>
               <w:rPr>
                 <w:rFonts w:eastAsiaTheme="minorEastAsia"/>
+                <w:noProof/>
                 <w:sz w:val="24"/>
                 <w:szCs w:val="24"/>
                 <w:lang w:eastAsia="es-CO"/>
@@ -1158,46 +1248,54 @@
             <w:r>
               <w:rPr>
                 <w:rStyle w:val="Hipervnculo"/>
+                <w:noProof/>
               </w:rPr>
               <w:t>Control de calidad en terminados</w:t>
             </w:r>
             <w:r>
               <w:rPr>
+                <w:noProof/>
                 <w:webHidden/>
               </w:rPr>
               <w:tab/>
             </w:r>
             <w:r>
               <w:rPr>
+                <w:noProof/>
                 <w:webHidden/>
               </w:rPr>
               <w:fldChar w:fldCharType="begin"/>
             </w:r>
             <w:r>
               <w:rPr>
+                <w:noProof/>
                 <w:webHidden/>
               </w:rPr>
-              <w:instrText xml:space="preserve"> PAGEREF _Toc234914971 \h </w:instrText>
-            </w:r>
-            <w:r>
-              <w:rPr>
+              <w:instrText xml:space="preserve"> PAGEREF _Toc235135151 \h </w:instrText>
+            </w:r>
+            <w:r>
+              <w:rPr>
+                <w:noProof/>
                 <w:webHidden/>
               </w:rPr>
             </w:r>
             <w:r>
               <w:rPr>
+                <w:noProof/>
                 <w:webHidden/>
               </w:rPr>
               <w:fldChar w:fldCharType="separate"/>
             </w:r>
             <w:r>
               <w:rPr>
+                <w:noProof/>
                 <w:webHidden/>
               </w:rPr>
-              <w:t>46</w:t>
-            </w:r>
-            <w:r>
-              <w:rPr>
+              <w:t>44</w:t>
+            </w:r>
+            <w:r>
+              <w:rPr>
+                <w:noProof/>
                 <w:webHidden/>
               </w:rPr>
               <w:fldChar w:fldCharType="end"/>
@@ -1213,21 +1311,24 @@
             </w:tabs>
             <w:rPr>
               <w:rFonts w:eastAsiaTheme="minorEastAsia"/>
+              <w:noProof/>
               <w:sz w:val="24"/>
               <w:szCs w:val="24"/>
               <w:lang w:eastAsia="es-CO"/>
             </w:rPr>
           </w:pPr>
-          <w:hyperlink w:anchor="_Toc234914972" w:history="1">
+          <w:hyperlink w:anchor="_Toc235135152" w:history="1">
             <w:r>
               <w:rPr>
                 <w:rStyle w:val="Hipervnculo"/>
+                <w:noProof/>
               </w:rPr>
               <w:t>1.8.</w:t>
             </w:r>
             <w:r>
               <w:rPr>
                 <w:rFonts w:eastAsiaTheme="minorEastAsia"/>
+                <w:noProof/>
                 <w:sz w:val="24"/>
                 <w:szCs w:val="24"/>
                 <w:lang w:eastAsia="es-CO"/>
@@ -1237,46 +1338,54 @@
             <w:r>
               <w:rPr>
                 <w:rStyle w:val="Hipervnculo"/>
+                <w:noProof/>
               </w:rPr>
               <w:t>Control de calidad en insumos, materiales y textiles</w:t>
             </w:r>
             <w:r>
               <w:rPr>
+                <w:noProof/>
                 <w:webHidden/>
               </w:rPr>
               <w:tab/>
             </w:r>
             <w:r>
               <w:rPr>
+                <w:noProof/>
                 <w:webHidden/>
               </w:rPr>
               <w:fldChar w:fldCharType="begin"/>
             </w:r>
             <w:r>
               <w:rPr>
+                <w:noProof/>
                 <w:webHidden/>
               </w:rPr>
-              <w:instrText xml:space="preserve"> PAGEREF _Toc234914972 \h </w:instrText>
-            </w:r>
-            <w:r>
-              <w:rPr>
+              <w:instrText xml:space="preserve"> PAGEREF _Toc235135152 \h </w:instrText>
+            </w:r>
+            <w:r>
+              <w:rPr>
+                <w:noProof/>
                 <w:webHidden/>
               </w:rPr>
             </w:r>
             <w:r>
               <w:rPr>
+                <w:noProof/>
                 <w:webHidden/>
               </w:rPr>
               <w:fldChar w:fldCharType="separate"/>
             </w:r>
             <w:r>
               <w:rPr>
+                <w:noProof/>
                 <w:webHidden/>
               </w:rPr>
-              <w:t>48</w:t>
-            </w:r>
-            <w:r>
-              <w:rPr>
+              <w:t>45</w:t>
+            </w:r>
+            <w:r>
+              <w:rPr>
+                <w:noProof/>
                 <w:webHidden/>
               </w:rPr>
               <w:fldChar w:fldCharType="end"/>
@@ -1292,21 +1401,24 @@
             </w:tabs>
             <w:rPr>
               <w:rFonts w:eastAsiaTheme="minorEastAsia"/>
+              <w:noProof/>
               <w:sz w:val="24"/>
               <w:szCs w:val="24"/>
               <w:lang w:eastAsia="es-CO"/>
             </w:rPr>
           </w:pPr>
-          <w:hyperlink w:anchor="_Toc234914973" w:history="1">
+          <w:hyperlink w:anchor="_Toc235135153" w:history="1">
             <w:r>
               <w:rPr>
                 <w:rStyle w:val="Hipervnculo"/>
+                <w:noProof/>
               </w:rPr>
               <w:t>2.</w:t>
             </w:r>
             <w:r>
               <w:rPr>
                 <w:rFonts w:eastAsiaTheme="minorEastAsia"/>
+                <w:noProof/>
                 <w:sz w:val="24"/>
                 <w:szCs w:val="24"/>
                 <w:lang w:eastAsia="es-CO"/>
@@ -1316,46 +1428,54 @@
             <w:r>
               <w:rPr>
                 <w:rStyle w:val="Hipervnculo"/>
+                <w:noProof/>
               </w:rPr>
               <w:t>Elaboración de prototipos en tejido de punto</w:t>
             </w:r>
             <w:r>
               <w:rPr>
+                <w:noProof/>
                 <w:webHidden/>
               </w:rPr>
               <w:tab/>
             </w:r>
             <w:r>
               <w:rPr>
+                <w:noProof/>
                 <w:webHidden/>
               </w:rPr>
               <w:fldChar w:fldCharType="begin"/>
             </w:r>
             <w:r>
               <w:rPr>
+                <w:noProof/>
                 <w:webHidden/>
               </w:rPr>
-              <w:instrText xml:space="preserve"> PAGEREF _Toc234914973 \h </w:instrText>
-            </w:r>
-            <w:r>
-              <w:rPr>
+              <w:instrText xml:space="preserve"> PAGEREF _Toc235135153 \h </w:instrText>
+            </w:r>
+            <w:r>
+              <w:rPr>
+                <w:noProof/>
                 <w:webHidden/>
               </w:rPr>
             </w:r>
             <w:r>
               <w:rPr>
+                <w:noProof/>
                 <w:webHidden/>
               </w:rPr>
               <w:fldChar w:fldCharType="separate"/>
             </w:r>
             <w:r>
               <w:rPr>
+                <w:noProof/>
                 <w:webHidden/>
               </w:rPr>
-              <w:t>57</w:t>
-            </w:r>
-            <w:r>
-              <w:rPr>
+              <w:t>54</w:t>
+            </w:r>
+            <w:r>
+              <w:rPr>
+                <w:noProof/>
                 <w:webHidden/>
               </w:rPr>
               <w:fldChar w:fldCharType="end"/>
@@ -1371,21 +1491,24 @@
             </w:tabs>
             <w:rPr>
               <w:rFonts w:eastAsiaTheme="minorEastAsia"/>
+              <w:noProof/>
               <w:sz w:val="24"/>
               <w:szCs w:val="24"/>
               <w:lang w:eastAsia="es-CO"/>
             </w:rPr>
           </w:pPr>
-          <w:hyperlink w:anchor="_Toc234914974" w:history="1">
+          <w:hyperlink w:anchor="_Toc235135154" w:history="1">
             <w:r>
               <w:rPr>
                 <w:rStyle w:val="Hipervnculo"/>
+                <w:noProof/>
               </w:rPr>
               <w:t>2.1.</w:t>
             </w:r>
             <w:r>
               <w:rPr>
                 <w:rFonts w:eastAsiaTheme="minorEastAsia"/>
+                <w:noProof/>
                 <w:sz w:val="24"/>
                 <w:szCs w:val="24"/>
                 <w:lang w:eastAsia="es-CO"/>
@@ -1395,12 +1518,14 @@
             <w:r>
               <w:rPr>
                 <w:rStyle w:val="Hipervnculo"/>
+                <w:noProof/>
               </w:rPr>
               <w:t xml:space="preserve">Confección </w:t>
             </w:r>
             <w:r>
               <w:rPr>
                 <w:rStyle w:val="Hipervnculo"/>
+                <w:noProof/>
                 <w:spacing w:val="20"/>
               </w:rPr>
               <w:t>panty</w:t>
@@ -1408,46 +1533,54 @@
             <w:r>
               <w:rPr>
                 <w:rStyle w:val="Hipervnculo"/>
+                <w:noProof/>
               </w:rPr>
               <w:t xml:space="preserve"> femenino</w:t>
             </w:r>
             <w:r>
               <w:rPr>
+                <w:noProof/>
                 <w:webHidden/>
               </w:rPr>
               <w:tab/>
             </w:r>
             <w:r>
               <w:rPr>
+                <w:noProof/>
                 <w:webHidden/>
               </w:rPr>
               <w:fldChar w:fldCharType="begin"/>
             </w:r>
             <w:r>
               <w:rPr>
+                <w:noProof/>
                 <w:webHidden/>
               </w:rPr>
-              <w:instrText xml:space="preserve"> PAGEREF _Toc234914974 \h </w:instrText>
-            </w:r>
-            <w:r>
-              <w:rPr>
+              <w:instrText xml:space="preserve"> PAGEREF _Toc235135154 \h </w:instrText>
+            </w:r>
+            <w:r>
+              <w:rPr>
+                <w:noProof/>
                 <w:webHidden/>
               </w:rPr>
             </w:r>
             <w:r>
               <w:rPr>
+                <w:noProof/>
                 <w:webHidden/>
               </w:rPr>
               <w:fldChar w:fldCharType="separate"/>
             </w:r>
             <w:r>
               <w:rPr>
+                <w:noProof/>
                 <w:webHidden/>
               </w:rPr>
-              <w:t>57</w:t>
-            </w:r>
-            <w:r>
-              <w:rPr>
+              <w:t>54</w:t>
+            </w:r>
+            <w:r>
+              <w:rPr>
+                <w:noProof/>
                 <w:webHidden/>
               </w:rPr>
               <w:fldChar w:fldCharType="end"/>
@@ -1463,21 +1596,24 @@
             </w:tabs>
             <w:rPr>
               <w:rFonts w:eastAsiaTheme="minorEastAsia"/>
+              <w:noProof/>
               <w:sz w:val="24"/>
               <w:szCs w:val="24"/>
               <w:lang w:eastAsia="es-CO"/>
             </w:rPr>
           </w:pPr>
-          <w:hyperlink w:anchor="_Toc234914975" w:history="1">
+          <w:hyperlink w:anchor="_Toc235135155" w:history="1">
             <w:r>
               <w:rPr>
                 <w:rStyle w:val="Hipervnculo"/>
+                <w:noProof/>
               </w:rPr>
               <w:t>2.2.</w:t>
             </w:r>
             <w:r>
               <w:rPr>
                 <w:rFonts w:eastAsiaTheme="minorEastAsia"/>
+                <w:noProof/>
                 <w:sz w:val="24"/>
                 <w:szCs w:val="24"/>
                 <w:lang w:eastAsia="es-CO"/>
@@ -1487,12 +1623,14 @@
             <w:r>
               <w:rPr>
                 <w:rStyle w:val="Hipervnculo"/>
+                <w:noProof/>
               </w:rPr>
               <w:t xml:space="preserve">Confección </w:t>
             </w:r>
             <w:r>
               <w:rPr>
                 <w:rStyle w:val="Hipervnculo"/>
+                <w:noProof/>
                 <w:spacing w:val="20"/>
               </w:rPr>
               <w:t>boxer</w:t>
@@ -1500,46 +1638,54 @@
             <w:r>
               <w:rPr>
                 <w:rStyle w:val="Hipervnculo"/>
+                <w:noProof/>
               </w:rPr>
               <w:t xml:space="preserve"> masculino</w:t>
             </w:r>
             <w:r>
               <w:rPr>
+                <w:noProof/>
                 <w:webHidden/>
               </w:rPr>
               <w:tab/>
             </w:r>
             <w:r>
               <w:rPr>
+                <w:noProof/>
                 <w:webHidden/>
               </w:rPr>
               <w:fldChar w:fldCharType="begin"/>
             </w:r>
             <w:r>
               <w:rPr>
+                <w:noProof/>
                 <w:webHidden/>
               </w:rPr>
-              <w:instrText xml:space="preserve"> PAGEREF _Toc234914975 \h </w:instrText>
-            </w:r>
-            <w:r>
-              <w:rPr>
+              <w:instrText xml:space="preserve"> PAGEREF _Toc235135155 \h </w:instrText>
+            </w:r>
+            <w:r>
+              <w:rPr>
+                <w:noProof/>
                 <w:webHidden/>
               </w:rPr>
             </w:r>
             <w:r>
               <w:rPr>
+                <w:noProof/>
                 <w:webHidden/>
               </w:rPr>
               <w:fldChar w:fldCharType="separate"/>
             </w:r>
             <w:r>
               <w:rPr>
+                <w:noProof/>
                 <w:webHidden/>
               </w:rPr>
-              <w:t>59</w:t>
-            </w:r>
-            <w:r>
-              <w:rPr>
+              <w:t>56</w:t>
+            </w:r>
+            <w:r>
+              <w:rPr>
+                <w:noProof/>
                 <w:webHidden/>
               </w:rPr>
               <w:fldChar w:fldCharType="end"/>
@@ -1555,21 +1701,24 @@
             </w:tabs>
             <w:rPr>
               <w:rFonts w:eastAsiaTheme="minorEastAsia"/>
+              <w:noProof/>
               <w:sz w:val="24"/>
               <w:szCs w:val="24"/>
               <w:lang w:eastAsia="es-CO"/>
             </w:rPr>
           </w:pPr>
-          <w:hyperlink w:anchor="_Toc234914976" w:history="1">
+          <w:hyperlink w:anchor="_Toc235135156" w:history="1">
             <w:r>
               <w:rPr>
                 <w:rStyle w:val="Hipervnculo"/>
+                <w:noProof/>
               </w:rPr>
               <w:t>2.3.</w:t>
             </w:r>
             <w:r>
               <w:rPr>
                 <w:rFonts w:eastAsiaTheme="minorEastAsia"/>
+                <w:noProof/>
                 <w:sz w:val="24"/>
                 <w:szCs w:val="24"/>
                 <w:lang w:eastAsia="es-CO"/>
@@ -1579,46 +1728,54 @@
             <w:r>
               <w:rPr>
                 <w:rStyle w:val="Hipervnculo"/>
+                <w:noProof/>
               </w:rPr>
               <w:t>Confección de camiseta tipo polo</w:t>
             </w:r>
             <w:r>
               <w:rPr>
+                <w:noProof/>
                 <w:webHidden/>
               </w:rPr>
               <w:tab/>
             </w:r>
             <w:r>
               <w:rPr>
+                <w:noProof/>
                 <w:webHidden/>
               </w:rPr>
               <w:fldChar w:fldCharType="begin"/>
             </w:r>
             <w:r>
               <w:rPr>
+                <w:noProof/>
                 <w:webHidden/>
               </w:rPr>
-              <w:instrText xml:space="preserve"> PAGEREF _Toc234914976 \h </w:instrText>
-            </w:r>
-            <w:r>
-              <w:rPr>
+              <w:instrText xml:space="preserve"> PAGEREF _Toc235135156 \h </w:instrText>
+            </w:r>
+            <w:r>
+              <w:rPr>
+                <w:noProof/>
                 <w:webHidden/>
               </w:rPr>
             </w:r>
             <w:r>
               <w:rPr>
+                <w:noProof/>
                 <w:webHidden/>
               </w:rPr>
               <w:fldChar w:fldCharType="separate"/>
             </w:r>
             <w:r>
               <w:rPr>
+                <w:noProof/>
                 <w:webHidden/>
               </w:rPr>
-              <w:t>61</w:t>
-            </w:r>
-            <w:r>
-              <w:rPr>
+              <w:t>58</w:t>
+            </w:r>
+            <w:r>
+              <w:rPr>
+                <w:noProof/>
                 <w:webHidden/>
               </w:rPr>
               <w:fldChar w:fldCharType="end"/>
@@ -1634,21 +1791,24 @@
             </w:tabs>
             <w:rPr>
               <w:rFonts w:eastAsiaTheme="minorEastAsia"/>
+              <w:noProof/>
               <w:sz w:val="24"/>
               <w:szCs w:val="24"/>
               <w:lang w:eastAsia="es-CO"/>
             </w:rPr>
           </w:pPr>
-          <w:hyperlink w:anchor="_Toc234914977" w:history="1">
+          <w:hyperlink w:anchor="_Toc235135157" w:history="1">
             <w:r>
               <w:rPr>
                 <w:rStyle w:val="Hipervnculo"/>
+                <w:noProof/>
               </w:rPr>
               <w:t>2.4.</w:t>
             </w:r>
             <w:r>
               <w:rPr>
                 <w:rFonts w:eastAsiaTheme="minorEastAsia"/>
+                <w:noProof/>
                 <w:sz w:val="24"/>
                 <w:szCs w:val="24"/>
                 <w:lang w:eastAsia="es-CO"/>
@@ -1658,46 +1818,54 @@
             <w:r>
               <w:rPr>
                 <w:rStyle w:val="Hipervnculo"/>
+                <w:noProof/>
               </w:rPr>
               <w:t>Confección de pantalón de sudadera</w:t>
             </w:r>
             <w:r>
               <w:rPr>
+                <w:noProof/>
                 <w:webHidden/>
               </w:rPr>
               <w:tab/>
             </w:r>
             <w:r>
               <w:rPr>
+                <w:noProof/>
                 <w:webHidden/>
               </w:rPr>
               <w:fldChar w:fldCharType="begin"/>
             </w:r>
             <w:r>
               <w:rPr>
+                <w:noProof/>
                 <w:webHidden/>
               </w:rPr>
-              <w:instrText xml:space="preserve"> PAGEREF _Toc234914977 \h </w:instrText>
-            </w:r>
-            <w:r>
-              <w:rPr>
+              <w:instrText xml:space="preserve"> PAGEREF _Toc235135157 \h </w:instrText>
+            </w:r>
+            <w:r>
+              <w:rPr>
+                <w:noProof/>
                 <w:webHidden/>
               </w:rPr>
             </w:r>
             <w:r>
               <w:rPr>
+                <w:noProof/>
                 <w:webHidden/>
               </w:rPr>
               <w:fldChar w:fldCharType="separate"/>
             </w:r>
             <w:r>
               <w:rPr>
+                <w:noProof/>
                 <w:webHidden/>
               </w:rPr>
-              <w:t>63</w:t>
-            </w:r>
-            <w:r>
-              <w:rPr>
+              <w:t>60</w:t>
+            </w:r>
+            <w:r>
+              <w:rPr>
+                <w:noProof/>
                 <w:webHidden/>
               </w:rPr>
               <w:fldChar w:fldCharType="end"/>
@@ -1713,15 +1881,17 @@
             </w:tabs>
             <w:rPr>
               <w:rFonts w:eastAsiaTheme="minorEastAsia"/>
+              <w:noProof/>
               <w:sz w:val="24"/>
               <w:szCs w:val="24"/>
               <w:lang w:eastAsia="es-CO"/>
             </w:rPr>
           </w:pPr>
-          <w:hyperlink w:anchor="_Toc234914978" w:history="1">
+          <w:hyperlink w:anchor="_Toc235135158" w:history="1">
             <w:r>
               <w:rPr>
                 <w:rStyle w:val="Hipervnculo"/>
+                <w:noProof/>
                 <w:spacing w:val="20"/>
               </w:rPr>
               <w:t>2.5.</w:t>
@@ -1729,75 +1899,87 @@
             <w:r>
               <w:rPr>
                 <w:rFonts w:eastAsiaTheme="minorEastAsia"/>
+                <w:noProof/>
                 <w:sz w:val="24"/>
                 <w:szCs w:val="24"/>
                 <w:lang w:eastAsia="es-CO"/>
               </w:rPr>
+              <w:t xml:space="preserve">    </w:t>
+            </w:r>
+            <w:r>
+              <w:rPr>
+                <w:rStyle w:val="Hipervnculo"/>
+                <w:noProof/>
+              </w:rPr>
+              <w:t xml:space="preserve">Elaboración de conjunto deportivo </w:t>
+            </w:r>
+            <w:r>
+              <w:rPr>
+                <w:rStyle w:val="Hipervnculo"/>
+                <w:noProof/>
+                <w:spacing w:val="20"/>
+              </w:rPr>
+              <w:t>top</w:t>
+            </w:r>
+            <w:r>
+              <w:rPr>
+                <w:rStyle w:val="Hipervnculo"/>
+                <w:noProof/>
+              </w:rPr>
+              <w:t xml:space="preserve"> y </w:t>
+            </w:r>
+            <w:r>
+              <w:rPr>
+                <w:rStyle w:val="Hipervnculo"/>
+                <w:noProof/>
+                <w:spacing w:val="20"/>
+              </w:rPr>
+              <w:t>leggins</w:t>
+            </w:r>
+            <w:r>
+              <w:rPr>
+                <w:noProof/>
+                <w:webHidden/>
+              </w:rPr>
               <w:tab/>
             </w:r>
             <w:r>
               <w:rPr>
-                <w:rStyle w:val="Hipervnculo"/>
-              </w:rPr>
-              <w:t xml:space="preserve">Elaboración de conjunto deportivo </w:t>
-            </w:r>
-            <w:r>
-              <w:rPr>
-                <w:rStyle w:val="Hipervnculo"/>
-                <w:spacing w:val="20"/>
-              </w:rPr>
-              <w:t>top</w:t>
-            </w:r>
-            <w:r>
-              <w:rPr>
-                <w:rStyle w:val="Hipervnculo"/>
-              </w:rPr>
-              <w:t xml:space="preserve"> y </w:t>
-            </w:r>
-            <w:r>
-              <w:rPr>
-                <w:rStyle w:val="Hipervnculo"/>
-                <w:spacing w:val="20"/>
-              </w:rPr>
-              <w:t>leggins</w:t>
-            </w:r>
-            <w:r>
-              <w:rPr>
+                <w:noProof/>
                 <w:webHidden/>
               </w:rPr>
-              <w:tab/>
-            </w:r>
-            <w:r>
-              <w:rPr>
+              <w:fldChar w:fldCharType="begin"/>
+            </w:r>
+            <w:r>
+              <w:rPr>
+                <w:noProof/>
                 <w:webHidden/>
               </w:rPr>
-              <w:fldChar w:fldCharType="begin"/>
-            </w:r>
-            <w:r>
-              <w:rPr>
+              <w:instrText xml:space="preserve"> PAGEREF _Toc235135158 \h </w:instrText>
+            </w:r>
+            <w:r>
+              <w:rPr>
+                <w:noProof/>
                 <w:webHidden/>
               </w:rPr>
-              <w:instrText xml:space="preserve"> PAGEREF _Toc234914978 \h </w:instrText>
-            </w:r>
-            <w:r>
-              <w:rPr>
+            </w:r>
+            <w:r>
+              <w:rPr>
+                <w:noProof/>
                 <w:webHidden/>
               </w:rPr>
-            </w:r>
-            <w:r>
-              <w:rPr>
+              <w:fldChar w:fldCharType="separate"/>
+            </w:r>
+            <w:r>
+              <w:rPr>
+                <w:noProof/>
                 <w:webHidden/>
               </w:rPr>
-              <w:fldChar w:fldCharType="separate"/>
-            </w:r>
-            <w:r>
-              <w:rPr>
-                <w:webHidden/>
-              </w:rPr>
-              <w:t>64</w:t>
-            </w:r>
-            <w:r>
-              <w:rPr>
+              <w:t>61</w:t>
+            </w:r>
+            <w:r>
+              <w:rPr>
+                <w:noProof/>
                 <w:webHidden/>
               </w:rPr>
               <w:fldChar w:fldCharType="end"/>
@@ -1812,55 +1994,64 @@
             </w:tabs>
             <w:rPr>
               <w:rFonts w:eastAsiaTheme="minorEastAsia"/>
+              <w:noProof/>
               <w:sz w:val="24"/>
               <w:szCs w:val="24"/>
               <w:lang w:eastAsia="es-CO"/>
             </w:rPr>
           </w:pPr>
-          <w:hyperlink w:anchor="_Toc234914979" w:history="1">
+          <w:hyperlink w:anchor="_Toc235135159" w:history="1">
             <w:r>
               <w:rPr>
                 <w:rStyle w:val="Hipervnculo"/>
+                <w:noProof/>
               </w:rPr>
               <w:t>Síntesis</w:t>
             </w:r>
             <w:r>
               <w:rPr>
+                <w:noProof/>
                 <w:webHidden/>
               </w:rPr>
               <w:tab/>
             </w:r>
             <w:r>
               <w:rPr>
+                <w:noProof/>
                 <w:webHidden/>
               </w:rPr>
               <w:fldChar w:fldCharType="begin"/>
             </w:r>
             <w:r>
               <w:rPr>
+                <w:noProof/>
                 <w:webHidden/>
               </w:rPr>
-              <w:instrText xml:space="preserve"> PAGEREF _Toc234914979 \h </w:instrText>
-            </w:r>
-            <w:r>
-              <w:rPr>
+              <w:instrText xml:space="preserve"> PAGEREF _Toc235135159 \h </w:instrText>
+            </w:r>
+            <w:r>
+              <w:rPr>
+                <w:noProof/>
                 <w:webHidden/>
               </w:rPr>
             </w:r>
             <w:r>
               <w:rPr>
+                <w:noProof/>
                 <w:webHidden/>
               </w:rPr>
               <w:fldChar w:fldCharType="separate"/>
             </w:r>
             <w:r>
               <w:rPr>
+                <w:noProof/>
                 <w:webHidden/>
               </w:rPr>
-              <w:t>67</w:t>
-            </w:r>
-            <w:r>
-              <w:rPr>
+              <w:t>63</w:t>
+            </w:r>
+            <w:r>
+              <w:rPr>
+                <w:noProof/>
                 <w:webHidden/>
               </w:rPr>
               <w:fldChar w:fldCharType="end"/>
@@ -1875,55 +2066,64 @@
             </w:tabs>
             <w:rPr>
               <w:rFonts w:eastAsiaTheme="minorEastAsia"/>
+              <w:noProof/>
               <w:sz w:val="24"/>
               <w:szCs w:val="24"/>
               <w:lang w:eastAsia="es-CO"/>
             </w:rPr>
           </w:pPr>
-          <w:hyperlink w:anchor="_Toc234914980" w:history="1">
+          <w:hyperlink w:anchor="_Toc235135160" w:history="1">
             <w:r>
               <w:rPr>
                 <w:rStyle w:val="Hipervnculo"/>
+                <w:noProof/>
               </w:rPr>
               <w:t>Glosario</w:t>
             </w:r>
             <w:r>
               <w:rPr>
+                <w:noProof/>
                 <w:webHidden/>
               </w:rPr>
               <w:tab/>
             </w:r>
             <w:r>
               <w:rPr>
+                <w:noProof/>
                 <w:webHidden/>
               </w:rPr>
               <w:fldChar w:fldCharType="begin"/>
             </w:r>
             <w:r>
               <w:rPr>
+                <w:noProof/>
                 <w:webHidden/>
               </w:rPr>
-              <w:instrText xml:space="preserve"> PAGEREF _Toc234914980 \h </w:instrText>
-            </w:r>
-            <w:r>
-              <w:rPr>
+              <w:instrText xml:space="preserve"> PAGEREF _Toc235135160 \h </w:instrText>
+            </w:r>
+            <w:r>
+              <w:rPr>
+                <w:noProof/>
                 <w:webHidden/>
               </w:rPr>
             </w:r>
             <w:r>
               <w:rPr>
+                <w:noProof/>
                 <w:webHidden/>
               </w:rPr>
               <w:fldChar w:fldCharType="separate"/>
             </w:r>
             <w:r>
               <w:rPr>
+                <w:noProof/>
                 <w:webHidden/>
               </w:rPr>
-              <w:t>68</w:t>
-            </w:r>
-            <w:r>
-              <w:rPr>
+              <w:t>64</w:t>
+            </w:r>
+            <w:r>
+              <w:rPr>
+                <w:noProof/>
                 <w:webHidden/>
               </w:rPr>
               <w:fldChar w:fldCharType="end"/>
@@ -1938,55 +2138,64 @@
             </w:tabs>
             <w:rPr>
               <w:rFonts w:eastAsiaTheme="minorEastAsia"/>
+              <w:noProof/>
               <w:sz w:val="24"/>
               <w:szCs w:val="24"/>
               <w:lang w:eastAsia="es-CO"/>
             </w:rPr>
           </w:pPr>
-          <w:hyperlink w:anchor="_Toc234914981" w:history="1">
+          <w:hyperlink w:anchor="_Toc235135161" w:history="1">
             <w:r>
               <w:rPr>
                 <w:rStyle w:val="Hipervnculo"/>
+                <w:noProof/>
               </w:rPr>
               <w:t>Referencias bibliográficas</w:t>
             </w:r>
             <w:r>
               <w:rPr>
+                <w:noProof/>
                 <w:webHidden/>
               </w:rPr>
               <w:tab/>
             </w:r>
             <w:r>
               <w:rPr>
+                <w:noProof/>
                 <w:webHidden/>
               </w:rPr>
               <w:fldChar w:fldCharType="begin"/>
             </w:r>
             <w:r>
               <w:rPr>
+                <w:noProof/>
                 <w:webHidden/>
               </w:rPr>
-              <w:instrText xml:space="preserve"> PAGEREF _Toc234914981 \h </w:instrText>
-            </w:r>
-            <w:r>
-              <w:rPr>
+              <w:instrText xml:space="preserve"> PAGEREF _Toc235135161 \h </w:instrText>
+            </w:r>
+            <w:r>
+              <w:rPr>
+                <w:noProof/>
                 <w:webHidden/>
               </w:rPr>
             </w:r>
             <w:r>
               <w:rPr>
+                <w:noProof/>
                 <w:webHidden/>
               </w:rPr>
               <w:fldChar w:fldCharType="separate"/>
             </w:r>
             <w:r>
               <w:rPr>
+                <w:noProof/>
                 <w:webHidden/>
               </w:rPr>
-              <w:t>70</w:t>
-            </w:r>
-            <w:r>
-              <w:rPr>
+              <w:t>66</w:t>
+            </w:r>
+            <w:r>
+              <w:rPr>
+                <w:noProof/>
                 <w:webHidden/>
               </w:rPr>
               <w:fldChar w:fldCharType="end"/>
@@ -2001,55 +2210,64 @@
             </w:tabs>
             <w:rPr>
               <w:rFonts w:eastAsiaTheme="minorEastAsia"/>
+              <w:noProof/>
               <w:sz w:val="24"/>
               <w:szCs w:val="24"/>
               <w:lang w:eastAsia="es-CO"/>
             </w:rPr>
           </w:pPr>
-          <w:hyperlink w:anchor="_Toc234914982" w:history="1">
+          <w:hyperlink w:anchor="_Toc235135162" w:history="1">
             <w:r>
               <w:rPr>
                 <w:rStyle w:val="Hipervnculo"/>
+                <w:noProof/>
               </w:rPr>
               <w:t>Créditos</w:t>
             </w:r>
             <w:r>
               <w:rPr>
+                <w:noProof/>
                 <w:webHidden/>
               </w:rPr>
               <w:tab/>
             </w:r>
             <w:r>
               <w:rPr>
+                <w:noProof/>
                 <w:webHidden/>
               </w:rPr>
               <w:fldChar w:fldCharType="begin"/>
             </w:r>
             <w:r>
               <w:rPr>
+                <w:noProof/>
                 <w:webHidden/>
               </w:rPr>
-              <w:instrText xml:space="preserve"> PAGEREF _Toc234914982 \h </w:instrText>
-            </w:r>
-            <w:r>
-              <w:rPr>
+              <w:instrText xml:space="preserve"> PAGEREF _Toc235135162 \h </w:instrText>
+            </w:r>
+            <w:r>
+              <w:rPr>
+                <w:noProof/>
                 <w:webHidden/>
               </w:rPr>
             </w:r>
             <w:r>
               <w:rPr>
+                <w:noProof/>
                 <w:webHidden/>
               </w:rPr>
               <w:fldChar w:fldCharType="separate"/>
             </w:r>
             <w:r>
               <w:rPr>
+                <w:noProof/>
                 <w:webHidden/>
               </w:rPr>
-              <w:t>71</w:t>
-            </w:r>
-            <w:r>
-              <w:rPr>
+              <w:t>67</w:t>
+            </w:r>
+            <w:r>
+              <w:rPr>
+                <w:noProof/>
                 <w:webHidden/>
               </w:rPr>
               <w:fldChar w:fldCharType="end"/>
@@ -2076,7 +2294,7 @@
           <w:lang w:val="es-CO"/>
         </w:rPr>
       </w:pPr>
-      <w:bookmarkStart w:id="0" w:name="_Toc234914963"/>
+      <w:bookmarkStart w:id="0" w:name="_Toc235135143"/>
       <w:r>
         <w:rPr>
           <w:lang w:val="es-CO"/>
@@ -2110,10 +2328,11 @@
       </w:pPr>
       <w:r>
         <w:rPr>
+          <w:noProof/>
           <w:lang w:eastAsia="es-CO"/>
         </w:rPr>
         <w:drawing>
-          <wp:inline distT="0" distB="0" distL="0" distR="0" wp14:anchorId="1C4A55E6" wp14:editId="4F7D0362">
+          <wp:inline distT="0" distB="0" distL="0" distR="0" wp14:anchorId="1C4A55E6" wp14:editId="64AF6A27">
             <wp:extent cx="4680000" cy="2632500"/>
             <wp:effectExtent l="0" t="0" r="6350" b="0"/>
             <wp:docPr id="3" name="Imagen 3">
@@ -2474,7 +2693,7 @@
           <w:lang w:val="es-CO"/>
         </w:rPr>
       </w:pPr>
-      <w:bookmarkStart w:id="1" w:name="_Toc234914964"/>
+      <w:bookmarkStart w:id="1" w:name="_Toc235135144"/>
       <w:r>
         <w:rPr>
           <w:lang w:val="es-CO"/>
@@ -3100,7 +3319,7 @@
       <w:pPr>
         <w:pStyle w:val="Ttulo2"/>
       </w:pPr>
-      <w:bookmarkStart w:id="2" w:name="_Toc234914965"/>
+      <w:bookmarkStart w:id="2" w:name="_Toc235135145"/>
       <w:r>
         <w:lastRenderedPageBreak/>
         <w:t>Concepto de calidad</w:t>
@@ -4838,7 +5057,7 @@
       <w:pPr>
         <w:pStyle w:val="Ttulo2"/>
       </w:pPr>
-      <w:bookmarkStart w:id="3" w:name="_Toc234914966"/>
+      <w:bookmarkStart w:id="3" w:name="_Toc235135146"/>
       <w:r>
         <w:t xml:space="preserve">Gestión de </w:t>
       </w:r>
@@ -5075,6 +5294,7 @@
       </w:pPr>
       <w:r>
         <w:rPr>
+          <w:noProof/>
           <w:lang w:eastAsia="es-CO"/>
         </w:rPr>
         <w:drawing>
@@ -5355,6 +5575,7 @@
       </w:pPr>
       <w:r>
         <w:rPr>
+          <w:noProof/>
           <w:lang w:eastAsia="es-CO"/>
         </w:rPr>
         <w:drawing>
@@ -5565,300 +5786,6 @@
       <w:r>
         <w:tab/>
       </w:r>
-      <w:r>
-        <w:tab/>
-      </w:r>
-      <w:r>
-        <w:tab/>
-      </w:r>
-      <w:r>
-        <w:tab/>
-      </w:r>
-      <w:r>
-        <w:tab/>
-      </w:r>
-      <w:r>
-        <w:tab/>
-      </w:r>
-      <w:r>
-        <w:tab/>
-      </w:r>
-      <w:r>
-        <w:tab/>
-      </w:r>
-      <w:r>
-        <w:tab/>
-      </w:r>
-      <w:r>
-        <w:tab/>
-      </w:r>
-      <w:r>
-        <w:tab/>
-      </w:r>
-      <w:r>
-        <w:tab/>
-      </w:r>
-      <w:r>
-        <w:tab/>
-      </w:r>
-      <w:r>
-        <w:tab/>
-      </w:r>
-      <w:r>
-        <w:tab/>
-      </w:r>
-      <w:r>
-        <w:tab/>
-      </w:r>
-      <w:r>
-        <w:tab/>
-      </w:r>
-      <w:r>
-        <w:tab/>
-      </w:r>
-      <w:r>
-        <w:tab/>
-      </w:r>
-      <w:r>
-        <w:tab/>
-      </w:r>
-      <w:r>
-        <w:tab/>
-      </w:r>
-      <w:r>
-        <w:tab/>
-      </w:r>
-      <w:r>
-        <w:tab/>
-      </w:r>
-      <w:r>
-        <w:tab/>
-      </w:r>
-      <w:r>
-        <w:tab/>
-      </w:r>
-      <w:r>
-        <w:tab/>
-      </w:r>
-      <w:r>
-        <w:tab/>
-      </w:r>
-      <w:r>
-        <w:tab/>
-      </w:r>
-      <w:r>
-        <w:tab/>
-      </w:r>
-      <w:r>
-        <w:tab/>
-      </w:r>
-      <w:r>
-        <w:tab/>
-      </w:r>
-      <w:r>
-        <w:tab/>
-      </w:r>
-      <w:r>
-        <w:tab/>
-      </w:r>
-      <w:r>
-        <w:tab/>
-      </w:r>
-      <w:r>
-        <w:tab/>
-      </w:r>
-      <w:r>
-        <w:tab/>
-      </w:r>
-      <w:r>
-        <w:tab/>
-      </w:r>
-      <w:r>
-        <w:tab/>
-      </w:r>
-      <w:r>
-        <w:tab/>
-      </w:r>
-      <w:r>
-        <w:tab/>
-      </w:r>
-      <w:r>
-        <w:tab/>
-      </w:r>
-      <w:r>
-        <w:tab/>
-      </w:r>
-      <w:r>
-        <w:tab/>
-      </w:r>
-      <w:r>
-        <w:tab/>
-      </w:r>
-      <w:r>
-        <w:tab/>
-      </w:r>
-      <w:r>
-        <w:tab/>
-      </w:r>
-      <w:r>
-        <w:tab/>
-      </w:r>
-      <w:r>
-        <w:tab/>
-      </w:r>
-      <w:r>
-        <w:tab/>
-      </w:r>
-      <w:r>
-        <w:tab/>
-      </w:r>
-      <w:r>
-        <w:tab/>
-      </w:r>
-      <w:r>
-        <w:tab/>
-      </w:r>
-      <w:r>
-        <w:tab/>
-      </w:r>
-      <w:r>
-        <w:tab/>
-      </w:r>
-      <w:r>
-        <w:tab/>
-      </w:r>
-      <w:r>
-        <w:tab/>
-      </w:r>
-      <w:r>
-        <w:tab/>
-      </w:r>
-      <w:r>
-        <w:tab/>
-      </w:r>
-      <w:r>
-        <w:tab/>
-      </w:r>
-      <w:r>
-        <w:tab/>
-      </w:r>
-      <w:r>
-        <w:tab/>
-      </w:r>
-      <w:r>
-        <w:tab/>
-      </w:r>
-      <w:r>
-        <w:tab/>
-      </w:r>
-      <w:r>
-        <w:tab/>
-      </w:r>
-      <w:r>
-        <w:tab/>
-      </w:r>
-      <w:r>
-        <w:tab/>
-      </w:r>
-      <w:r>
-        <w:tab/>
-      </w:r>
-      <w:r>
-        <w:tab/>
-      </w:r>
-      <w:r>
-        <w:tab/>
-      </w:r>
-      <w:r>
-        <w:tab/>
-      </w:r>
-      <w:r>
-        <w:tab/>
-      </w:r>
-      <w:r>
-        <w:tab/>
-      </w:r>
-      <w:r>
-        <w:tab/>
-      </w:r>
-      <w:r>
-        <w:tab/>
-      </w:r>
-      <w:r>
-        <w:tab/>
-      </w:r>
-      <w:r>
-        <w:tab/>
-      </w:r>
-      <w:r>
-        <w:tab/>
-      </w:r>
-      <w:r>
-        <w:tab/>
-      </w:r>
-      <w:r>
-        <w:tab/>
-      </w:r>
-      <w:r>
-        <w:tab/>
-      </w:r>
-      <w:r>
-        <w:tab/>
-      </w:r>
-      <w:r>
-        <w:tab/>
-      </w:r>
-      <w:r>
-        <w:tab/>
-      </w:r>
-      <w:r>
-        <w:tab/>
-      </w:r>
-      <w:r>
-        <w:tab/>
-      </w:r>
-      <w:r>
-        <w:tab/>
-      </w:r>
-      <w:r>
-        <w:tab/>
-      </w:r>
-      <w:r>
-        <w:tab/>
-      </w:r>
-      <w:r>
-        <w:tab/>
-      </w:r>
-      <w:r>
-        <w:tab/>
-      </w:r>
-      <w:r>
-        <w:tab/>
-      </w:r>
-      <w:r>
-        <w:tab/>
-      </w:r>
-      <w:r>
-        <w:tab/>
-      </w:r>
-      <w:r>
-        <w:tab/>
-      </w:r>
-      <w:r>
-        <w:tab/>
-      </w:r>
-      <w:r>
-        <w:tab/>
-      </w:r>
-      <w:r>
-        <w:tab/>
-      </w:r>
-      <w:r>
-        <w:tab/>
-      </w:r>
-      <w:r>
-        <w:tab/>
-      </w:r>
     </w:p>
     <w:p>
       <w:pPr>
@@ -5886,11 +5813,13 @@
         <w:jc w:val="center"/>
       </w:pPr>
       <w:r>
-        <w:lastRenderedPageBreak/>
+        <w:rPr>
+          <w:noProof/>
+        </w:rPr>
         <w:drawing>
-          <wp:inline distT="0" distB="0" distL="0" distR="0" wp14:anchorId="03897EDE" wp14:editId="09E2EB28">
-            <wp:extent cx="3803650" cy="3085417"/>
-            <wp:effectExtent l="0" t="0" r="6350" b="1270"/>
+          <wp:inline distT="0" distB="0" distL="0" distR="0" wp14:anchorId="03897EDE" wp14:editId="77F3DCB6">
+            <wp:extent cx="3686175" cy="2823029"/>
+            <wp:effectExtent l="0" t="0" r="0" b="0"/>
             <wp:docPr id="20" name="Imagen 20" descr="Ilustración de una cabeza con cerebro y engranajes, rodeada de herramientas de calidad como liderazgo, Six Sigma y análisis de fallas."/>
             <wp:cNvGraphicFramePr>
               <a:graphicFrameLocks xmlns:a="http://schemas.openxmlformats.org/drawingml/2006/main" noChangeAspect="1"/>
@@ -5911,7 +5840,7 @@
                   <pic:spPr>
                     <a:xfrm>
                       <a:off x="0" y="0"/>
-                      <a:ext cx="3810541" cy="3091007"/>
+                      <a:ext cx="3703424" cy="2836239"/>
                     </a:xfrm>
                     <a:prstGeom prst="rect">
                       <a:avLst/>
@@ -5929,6 +5858,7 @@
         <w:ind w:firstLine="0"/>
       </w:pPr>
       <w:r>
+        <w:lastRenderedPageBreak/>
         <w:t>A continuación, se presentan los 13 pasos de la metodología, descritos en la siguiente tabla:</w:t>
       </w:r>
     </w:p>
@@ -6134,11 +6064,7 @@
               <w:ind w:firstLine="0"/>
             </w:pPr>
             <w:r>
-              <w:t xml:space="preserve">Mejorar servicio, reducir defectos, mejorar </w:t>
-            </w:r>
-            <w:r>
-              <w:lastRenderedPageBreak/>
-              <w:t>productividad, entre otros.</w:t>
+              <w:t>Mejorar servicio, reducir defectos, mejorar productividad, entre otros.</w:t>
             </w:r>
           </w:p>
         </w:tc>
@@ -6156,7 +6082,6 @@
               <w:ind w:firstLine="0"/>
             </w:pPr>
             <w:r>
-              <w:lastRenderedPageBreak/>
               <w:t>N/A</w:t>
             </w:r>
           </w:p>
@@ -6256,7 +6181,11 @@
               <w:t>;</w:t>
             </w:r>
             <w:r>
-              <w:t xml:space="preserve"> debe ser aprobado por el líder de área.</w:t>
+              <w:t xml:space="preserve"> debe ser </w:t>
+            </w:r>
+            <w:r>
+              <w:lastRenderedPageBreak/>
+              <w:t>aprobado por el líder de área.</w:t>
             </w:r>
           </w:p>
         </w:tc>
@@ -6274,6 +6203,7 @@
               <w:ind w:firstLine="0"/>
             </w:pPr>
             <w:r>
+              <w:lastRenderedPageBreak/>
               <w:t>N/A</w:t>
             </w:r>
           </w:p>
@@ -6347,7 +6277,6 @@
               <w:ind w:firstLine="0"/>
             </w:pPr>
             <w:r>
-              <w:lastRenderedPageBreak/>
               <w:t>N/A</w:t>
             </w:r>
           </w:p>
@@ -6491,7 +6420,11 @@
               <w:ind w:firstLine="0"/>
             </w:pPr>
             <w:r>
-              <w:t>Determinar mediciones del evento, calcular resultados esperados.</w:t>
+              <w:t xml:space="preserve">Determinar mediciones del evento, calcular </w:t>
+            </w:r>
+            <w:r>
+              <w:lastRenderedPageBreak/>
+              <w:t>resultados esperados.</w:t>
             </w:r>
           </w:p>
         </w:tc>
@@ -6506,6 +6439,7 @@
               <w:ind w:firstLine="0"/>
             </w:pPr>
             <w:r>
+              <w:lastRenderedPageBreak/>
               <w:t>N/A</w:t>
             </w:r>
           </w:p>
@@ -6602,11 +6536,7 @@
               <w:ind w:firstLine="0"/>
             </w:pPr>
             <w:r>
-              <w:t xml:space="preserve">Documentar acciones, identificar recursos </w:t>
-            </w:r>
-            <w:r>
-              <w:lastRenderedPageBreak/>
-              <w:t>requeridos, establecer responsabilidades, fechas y tiempos.</w:t>
+              <w:t>Documentar acciones, identificar recursos requeridos, establecer responsabilidades, fechas y tiempos.</w:t>
             </w:r>
           </w:p>
         </w:tc>
@@ -6621,7 +6551,6 @@
               <w:ind w:firstLine="0"/>
             </w:pPr>
             <w:r>
-              <w:lastRenderedPageBreak/>
               <w:t>Hacer</w:t>
             </w:r>
           </w:p>
@@ -6673,7 +6602,11 @@
             </w:r>
             <w:proofErr w:type="spellEnd"/>
             <w:r>
-              <w:t>, consultar comportamientos, realizar cambios.</w:t>
+              <w:t xml:space="preserve">, consultar </w:t>
+            </w:r>
+            <w:r>
+              <w:lastRenderedPageBreak/>
+              <w:t>comportamientos, realizar cambios.</w:t>
             </w:r>
           </w:p>
         </w:tc>
@@ -6691,6 +6624,7 @@
               <w:ind w:firstLine="0"/>
             </w:pPr>
             <w:r>
+              <w:lastRenderedPageBreak/>
               <w:t>N/A</w:t>
             </w:r>
           </w:p>
@@ -6784,11 +6718,7 @@
               <w:ind w:firstLine="0"/>
             </w:pPr>
             <w:r>
-              <w:t xml:space="preserve">Preparar formatos, registrar información, </w:t>
-            </w:r>
-            <w:r>
-              <w:lastRenderedPageBreak/>
-              <w:t>realizar registros fotográficos.</w:t>
+              <w:t>Preparar formatos, registrar información, realizar registros fotográficos.</w:t>
             </w:r>
           </w:p>
         </w:tc>
@@ -6806,53 +6736,56 @@
               <w:ind w:firstLine="0"/>
             </w:pPr>
             <w:r>
+              <w:t>Verificar</w:t>
+            </w:r>
+          </w:p>
+        </w:tc>
+        <w:tc>
+          <w:tcPr>
+            <w:tcW w:w="2490" w:type="dxa"/>
+          </w:tcPr>
+          <w:p>
+            <w:pPr>
+              <w:ind w:firstLine="0"/>
+            </w:pPr>
+            <w:r>
+              <w:t>13</w:t>
+            </w:r>
+          </w:p>
+        </w:tc>
+        <w:tc>
+          <w:tcPr>
+            <w:tcW w:w="2491" w:type="dxa"/>
+          </w:tcPr>
+          <w:p>
+            <w:pPr>
+              <w:ind w:firstLine="0"/>
+            </w:pPr>
+            <w:r>
+              <w:t>Confirmar los resultados a largo plazo.</w:t>
+            </w:r>
+          </w:p>
+        </w:tc>
+        <w:tc>
+          <w:tcPr>
+            <w:tcW w:w="2491" w:type="dxa"/>
+          </w:tcPr>
+          <w:p>
+            <w:pPr>
+              <w:ind w:firstLine="0"/>
+            </w:pPr>
+            <w:r>
+              <w:t>Realizar seguimiento con programa (a cargo del responsable del evento), presentar resultados y estandarizar</w:t>
+            </w:r>
+            <w:r>
+              <w:t>;</w:t>
+            </w:r>
+            <w:r>
+              <w:t xml:space="preserve"> si no </w:t>
+            </w:r>
+            <w:r>
               <w:lastRenderedPageBreak/>
-              <w:t>Verificar</w:t>
-            </w:r>
-          </w:p>
-        </w:tc>
-        <w:tc>
-          <w:tcPr>
-            <w:tcW w:w="2490" w:type="dxa"/>
-          </w:tcPr>
-          <w:p>
-            <w:pPr>
-              <w:ind w:firstLine="0"/>
-            </w:pPr>
-            <w:r>
-              <w:t>13</w:t>
-            </w:r>
-          </w:p>
-        </w:tc>
-        <w:tc>
-          <w:tcPr>
-            <w:tcW w:w="2491" w:type="dxa"/>
-          </w:tcPr>
-          <w:p>
-            <w:pPr>
-              <w:ind w:firstLine="0"/>
-            </w:pPr>
-            <w:r>
-              <w:t>Confirmar los resultados a largo plazo.</w:t>
-            </w:r>
-          </w:p>
-        </w:tc>
-        <w:tc>
-          <w:tcPr>
-            <w:tcW w:w="2491" w:type="dxa"/>
-          </w:tcPr>
-          <w:p>
-            <w:pPr>
-              <w:ind w:firstLine="0"/>
-            </w:pPr>
-            <w:r>
-              <w:t>Realizar seguimiento con programa (a cargo del responsable del evento), presentar resultados y estandarizar</w:t>
-            </w:r>
-            <w:r>
-              <w:t>;</w:t>
-            </w:r>
-            <w:r>
-              <w:t xml:space="preserve"> si no se obtiene el resultado deseado</w:t>
+              <w:t>se obtiene el resultado deseado</w:t>
             </w:r>
             <w:r>
               <w:t>,</w:t>
@@ -6864,137 +6797,6 @@
         </w:tc>
       </w:tr>
     </w:tbl>
-    <w:p>
-      <w:r>
-        <w:tab/>
-      </w:r>
-      <w:r>
-        <w:tab/>
-      </w:r>
-      <w:r>
-        <w:tab/>
-      </w:r>
-      <w:r>
-        <w:tab/>
-      </w:r>
-      <w:r>
-        <w:tab/>
-      </w:r>
-      <w:r>
-        <w:tab/>
-      </w:r>
-      <w:r>
-        <w:tab/>
-      </w:r>
-      <w:r>
-        <w:tab/>
-      </w:r>
-      <w:r>
-        <w:tab/>
-      </w:r>
-      <w:r>
-        <w:tab/>
-      </w:r>
-      <w:r>
-        <w:tab/>
-      </w:r>
-      <w:r>
-        <w:tab/>
-      </w:r>
-      <w:r>
-        <w:tab/>
-      </w:r>
-      <w:r>
-        <w:tab/>
-      </w:r>
-      <w:r>
-        <w:tab/>
-      </w:r>
-      <w:r>
-        <w:tab/>
-      </w:r>
-      <w:r>
-        <w:tab/>
-      </w:r>
-      <w:r>
-        <w:tab/>
-      </w:r>
-      <w:r>
-        <w:tab/>
-      </w:r>
-      <w:r>
-        <w:tab/>
-      </w:r>
-      <w:r>
-        <w:tab/>
-      </w:r>
-      <w:r>
-        <w:tab/>
-      </w:r>
-      <w:r>
-        <w:tab/>
-      </w:r>
-      <w:r>
-        <w:tab/>
-      </w:r>
-      <w:r>
-        <w:tab/>
-      </w:r>
-      <w:r>
-        <w:tab/>
-      </w:r>
-      <w:r>
-        <w:tab/>
-      </w:r>
-      <w:r>
-        <w:tab/>
-      </w:r>
-      <w:r>
-        <w:tab/>
-      </w:r>
-      <w:r>
-        <w:tab/>
-      </w:r>
-      <w:r>
-        <w:tab/>
-      </w:r>
-      <w:r>
-        <w:tab/>
-      </w:r>
-      <w:r>
-        <w:tab/>
-      </w:r>
-      <w:r>
-        <w:tab/>
-      </w:r>
-      <w:r>
-        <w:tab/>
-      </w:r>
-      <w:r>
-        <w:tab/>
-      </w:r>
-      <w:r>
-        <w:tab/>
-      </w:r>
-      <w:r>
-        <w:tab/>
-      </w:r>
-      <w:r>
-        <w:tab/>
-      </w:r>
-      <w:r>
-        <w:tab/>
-      </w:r>
-      <w:r>
-        <w:tab/>
-      </w:r>
-      <w:r>
-        <w:tab/>
-      </w:r>
-      <w:r>
-        <w:tab/>
-      </w:r>
-    </w:p>
     <w:p>
       <w:pPr>
         <w:pStyle w:val="Prrafodelista"/>
@@ -7014,12 +6816,12 @@
           <w:b/>
           <w:lang w:val="es-CO"/>
         </w:rPr>
+        <w:lastRenderedPageBreak/>
         <w:t>Six sigma</w:t>
       </w:r>
     </w:p>
     <w:p>
       <w:r>
-        <w:lastRenderedPageBreak/>
         <w:t>Es un modelo de gestión</w:t>
       </w:r>
       <w:r>
@@ -7141,6 +6943,66 @@
       <w:r>
         <w:t>En cada fase se utilizan herramientas para el análisis y creación de gráficos como histogramas, diagrama causa-efecto, Pareto, gráficos de tendencias, análisis de correlación, capacidad del proceso, gráficos de control, entre otros.</w:t>
       </w:r>
+      <w:r>
+        <w:tab/>
+      </w:r>
+      <w:r>
+        <w:tab/>
+      </w:r>
+      <w:r>
+        <w:tab/>
+      </w:r>
+      <w:r>
+        <w:tab/>
+      </w:r>
+      <w:r>
+        <w:tab/>
+      </w:r>
+      <w:r>
+        <w:tab/>
+      </w:r>
+      <w:r>
+        <w:tab/>
+      </w:r>
+      <w:r>
+        <w:tab/>
+      </w:r>
+      <w:r>
+        <w:tab/>
+      </w:r>
+      <w:r>
+        <w:tab/>
+      </w:r>
+      <w:r>
+        <w:tab/>
+      </w:r>
+      <w:r>
+        <w:tab/>
+      </w:r>
+      <w:r>
+        <w:tab/>
+      </w:r>
+      <w:r>
+        <w:tab/>
+      </w:r>
+      <w:r>
+        <w:tab/>
+      </w:r>
+      <w:r>
+        <w:tab/>
+      </w:r>
+      <w:r>
+        <w:tab/>
+      </w:r>
+      <w:r>
+        <w:tab/>
+      </w:r>
+      <w:r>
+        <w:tab/>
+      </w:r>
+      <w:r>
+        <w:tab/>
+      </w:r>
     </w:p>
     <w:p>
       <w:pPr>
@@ -7157,6 +7019,7 @@
         <w:rPr>
           <w:b/>
         </w:rPr>
+        <w:lastRenderedPageBreak/>
         <w:t>Costos de calidad</w:t>
       </w:r>
     </w:p>
@@ -7184,54 +7047,6 @@
       <w:r>
         <w:tab/>
       </w:r>
-      <w:r>
-        <w:tab/>
-      </w:r>
-      <w:r>
-        <w:tab/>
-      </w:r>
-      <w:r>
-        <w:tab/>
-      </w:r>
-      <w:r>
-        <w:tab/>
-      </w:r>
-      <w:r>
-        <w:tab/>
-      </w:r>
-      <w:r>
-        <w:tab/>
-      </w:r>
-      <w:r>
-        <w:tab/>
-      </w:r>
-      <w:r>
-        <w:tab/>
-      </w:r>
-      <w:r>
-        <w:tab/>
-      </w:r>
-      <w:r>
-        <w:tab/>
-      </w:r>
-      <w:r>
-        <w:tab/>
-      </w:r>
-      <w:r>
-        <w:tab/>
-      </w:r>
-      <w:r>
-        <w:tab/>
-      </w:r>
-      <w:r>
-        <w:tab/>
-      </w:r>
-      <w:r>
-        <w:tab/>
-      </w:r>
-      <w:r>
-        <w:tab/>
-      </w:r>
     </w:p>
     <w:p>
       <w:pPr>
@@ -7260,9 +7075,9 @@
       </w:pPr>
       <w:r>
         <w:rPr>
-          <w:lang w:eastAsia="es-CO"/>
-        </w:rPr>
-        <w:lastRenderedPageBreak/>
+          <w:noProof/>
+          <w:lang w:eastAsia="es-CO"/>
+        </w:rPr>
         <w:drawing>
           <wp:inline distT="0" distB="0" distL="0" distR="0" wp14:anchorId="43CE09E2" wp14:editId="3874F947">
             <wp:extent cx="3670300" cy="2793570"/>
@@ -7350,7 +7165,11 @@
         <w:t>í</w:t>
       </w:r>
       <w:r>
-        <w:t>as de seguimiento</w:t>
+        <w:t xml:space="preserve">as de </w:t>
+      </w:r>
+      <w:r>
+        <w:lastRenderedPageBreak/>
+        <w:t>seguimiento</w:t>
       </w:r>
       <w:r>
         <w:t>,</w:t>
@@ -7403,60 +7222,6 @@
       <w:r>
         <w:tab/>
       </w:r>
-      <w:r>
-        <w:tab/>
-      </w:r>
-      <w:r>
-        <w:tab/>
-      </w:r>
-      <w:r>
-        <w:tab/>
-      </w:r>
-      <w:r>
-        <w:tab/>
-      </w:r>
-      <w:r>
-        <w:tab/>
-      </w:r>
-      <w:r>
-        <w:tab/>
-      </w:r>
-      <w:r>
-        <w:tab/>
-      </w:r>
-      <w:r>
-        <w:tab/>
-      </w:r>
-      <w:r>
-        <w:tab/>
-      </w:r>
-      <w:r>
-        <w:tab/>
-      </w:r>
-      <w:r>
-        <w:tab/>
-      </w:r>
-      <w:r>
-        <w:tab/>
-      </w:r>
-      <w:r>
-        <w:tab/>
-      </w:r>
-      <w:r>
-        <w:tab/>
-      </w:r>
-      <w:r>
-        <w:tab/>
-      </w:r>
-      <w:r>
-        <w:tab/>
-      </w:r>
-      <w:r>
-        <w:tab/>
-      </w:r>
-      <w:r>
-        <w:tab/>
-      </w:r>
     </w:p>
     <w:p>
       <w:pPr>
@@ -7479,7 +7244,6 @@
     </w:p>
     <w:p>
       <w:r>
-        <w:lastRenderedPageBreak/>
         <w:t>La norma especifica qué debe hacerse, pero no cómo hacerlo. Para la norma es primordial que la información se encuentre documentada.</w:t>
       </w:r>
     </w:p>
@@ -7658,7 +7422,7 @@
       <w:pPr>
         <w:pStyle w:val="Ttulo2"/>
       </w:pPr>
-      <w:bookmarkStart w:id="4" w:name="_Toc234914967"/>
+      <w:bookmarkStart w:id="4" w:name="_Toc235135147"/>
       <w:r>
         <w:t>Puntos de control en el proceso de confección</w:t>
       </w:r>
@@ -7667,6 +7431,63 @@
     <w:p>
       <w:r>
         <w:t>A continuación, se describen los diferentes puntos de control:</w:t>
+      </w:r>
+      <w:r>
+        <w:tab/>
+      </w:r>
+      <w:r>
+        <w:tab/>
+      </w:r>
+      <w:r>
+        <w:tab/>
+      </w:r>
+      <w:r>
+        <w:tab/>
+      </w:r>
+      <w:r>
+        <w:tab/>
+      </w:r>
+      <w:r>
+        <w:tab/>
+      </w:r>
+      <w:r>
+        <w:tab/>
+      </w:r>
+      <w:r>
+        <w:tab/>
+      </w:r>
+      <w:r>
+        <w:tab/>
+      </w:r>
+      <w:r>
+        <w:tab/>
+      </w:r>
+      <w:r>
+        <w:tab/>
+      </w:r>
+      <w:r>
+        <w:tab/>
+      </w:r>
+      <w:r>
+        <w:tab/>
+      </w:r>
+      <w:r>
+        <w:tab/>
+      </w:r>
+      <w:r>
+        <w:tab/>
+      </w:r>
+      <w:r>
+        <w:tab/>
+      </w:r>
+      <w:r>
+        <w:tab/>
+      </w:r>
+      <w:r>
+        <w:tab/>
+      </w:r>
+      <w:r>
+        <w:tab/>
       </w:r>
     </w:p>
     <w:p>
@@ -7684,6 +7505,7 @@
         <w:rPr>
           <w:b/>
         </w:rPr>
+        <w:lastRenderedPageBreak/>
         <w:t>Puntos de control en patronaje</w:t>
       </w:r>
     </w:p>
@@ -7706,11 +7528,7 @@
     </w:p>
     <w:p>
       <w:r>
-        <w:t xml:space="preserve">En el patronaje se debe inspeccionar número de piezas, ancho de costuras, medidas de patrón y de prenda terminada. Además, en las medidas en cortes para </w:t>
-      </w:r>
-      <w:r>
-        <w:lastRenderedPageBreak/>
-        <w:t>unión de piezas, cada lado a unir debe corresponder; se debe disponer del tiempo necesario para realizar la revisión</w:t>
+        <w:t>En el patronaje se debe inspeccionar número de piezas, ancho de costuras, medidas de patrón y de prenda terminada. Además, en las medidas en cortes para unión de piezas, cada lado a unir debe corresponder; se debe disponer del tiempo necesario para realizar la revisión</w:t>
       </w:r>
       <w:r>
         <w:t>,</w:t>
@@ -7779,108 +7597,36 @@
         <w:t>;</w:t>
       </w:r>
       <w:r>
-        <w:t xml:space="preserve"> también se debe tener cuidado con la separación del corte, sobre todo si se han extendido diferentes rollos de tela en el mismo corte, y verificar el cumplimiento de tiempos de reposo.</w:t>
-      </w:r>
-      <w:r>
-        <w:tab/>
-      </w:r>
-      <w:r>
-        <w:tab/>
-      </w:r>
-      <w:r>
-        <w:tab/>
-      </w:r>
-      <w:r>
-        <w:tab/>
-      </w:r>
-      <w:r>
-        <w:tab/>
-      </w:r>
-      <w:r>
-        <w:tab/>
-      </w:r>
-      <w:r>
-        <w:tab/>
-      </w:r>
-      <w:r>
-        <w:tab/>
-      </w:r>
-      <w:r>
-        <w:tab/>
-      </w:r>
-      <w:r>
-        <w:tab/>
-      </w:r>
-      <w:r>
-        <w:tab/>
-      </w:r>
-      <w:r>
-        <w:tab/>
-      </w:r>
-      <w:r>
-        <w:tab/>
-      </w:r>
-      <w:r>
-        <w:tab/>
-      </w:r>
-      <w:r>
-        <w:tab/>
-      </w:r>
-      <w:r>
-        <w:tab/>
-      </w:r>
-      <w:r>
-        <w:tab/>
-      </w:r>
-      <w:r>
-        <w:tab/>
-      </w:r>
-      <w:r>
-        <w:tab/>
-      </w:r>
-      <w:r>
-        <w:tab/>
-      </w:r>
-      <w:r>
-        <w:tab/>
-      </w:r>
-      <w:r>
-        <w:tab/>
-      </w:r>
-      <w:r>
-        <w:tab/>
-      </w:r>
-      <w:r>
-        <w:tab/>
-      </w:r>
-      <w:r>
-        <w:tab/>
-      </w:r>
-      <w:r>
-        <w:tab/>
-      </w:r>
-      <w:r>
-        <w:tab/>
-      </w:r>
-    </w:p>
-    <w:p>
-      <w:pPr>
-        <w:rPr>
-          <w:b/>
-        </w:rPr>
-      </w:pPr>
-      <w:r>
-        <w:rPr>
-          <w:b/>
-        </w:rPr>
-        <w:t xml:space="preserve">En la separación, etiquetado y paqueteo de las piezas, el inspector de calidad debe revisar el corte de las piezas, al comparar con el patronaje de la pieza, contar las piezas del paquete y verificar el sistema de amarre y rotulado. Es importante disponer de un puesto de trabajo para la inspección, con excelente luz y limpieza para determinar defectos en la tela y en el corte de las piezas. Es necesaria la correcta </w:t>
-      </w:r>
-      <w:r>
-        <w:rPr>
-          <w:b/>
-        </w:rPr>
+        <w:t xml:space="preserve"> también se debe tener cuidado con la separación del corte, sobre </w:t>
+      </w:r>
+      <w:r>
         <w:lastRenderedPageBreak/>
-        <w:t>disposición de las piezas para evitar contaminaciones del paquete con otros colores de estas u otras referencias.</w:t>
+        <w:t>todo si se han extendido diferentes rollos de tela en el mismo corte, y verificar el cumplimiento de tiempos de reposo.</w:t>
+      </w:r>
+      <w:r>
+        <w:tab/>
+      </w:r>
+      <w:r>
+        <w:tab/>
+      </w:r>
+      <w:r>
+        <w:tab/>
+      </w:r>
+      <w:r>
+        <w:tab/>
+      </w:r>
+    </w:p>
+    <w:p>
+      <w:pPr>
+        <w:rPr>
+          <w:b/>
+        </w:rPr>
+      </w:pPr>
+      <w:r>
+        <w:rPr>
+          <w:b/>
+        </w:rPr>
+        <w:t>En la separación, etiquetado y paqueteo de las piezas, el inspector de calidad debe revisar el corte de las piezas, al comparar con el patronaje de la pieza, contar las piezas del paquete y verificar el sistema de amarre y rotulado. Es importante disponer de un puesto de trabajo para la inspección, con excelente luz y limpieza para determinar defectos en la tela y en el corte de las piezas. Es necesaria la correcta disposición de las piezas para evitar contaminaciones del paquete con otros colores de estas u otras referencias.</w:t>
       </w:r>
     </w:p>
     <w:p>
@@ -7991,110 +7737,27 @@
         <w:tab/>
       </w:r>
       <w:r>
-        <w:tab/>
-      </w:r>
-      <w:r>
-        <w:tab/>
-      </w:r>
-      <w:r>
-        <w:tab/>
-      </w:r>
-      <w:r>
-        <w:tab/>
-      </w:r>
-      <w:r>
-        <w:tab/>
-      </w:r>
-      <w:r>
-        <w:tab/>
-      </w:r>
-      <w:r>
-        <w:tab/>
-      </w:r>
-      <w:r>
-        <w:tab/>
-      </w:r>
-      <w:r>
-        <w:tab/>
-      </w:r>
-      <w:r>
-        <w:tab/>
-      </w:r>
-      <w:r>
-        <w:tab/>
-      </w:r>
-      <w:r>
-        <w:tab/>
-      </w:r>
-      <w:r>
-        <w:tab/>
-      </w:r>
-      <w:r>
-        <w:tab/>
-      </w:r>
-      <w:r>
-        <w:tab/>
-      </w:r>
-      <w:r>
-        <w:tab/>
-      </w:r>
-      <w:r>
-        <w:tab/>
-      </w:r>
-      <w:r>
-        <w:tab/>
-      </w:r>
-      <w:r>
-        <w:tab/>
-      </w:r>
-      <w:r>
-        <w:tab/>
-      </w:r>
-      <w:r>
-        <w:tab/>
-      </w:r>
-      <w:r>
-        <w:tab/>
-      </w:r>
-      <w:r>
-        <w:tab/>
-      </w:r>
-      <w:r>
-        <w:tab/>
-      </w:r>
-      <w:r>
-        <w:tab/>
-      </w:r>
-      <w:r>
-        <w:tab/>
-      </w:r>
-      <w:r>
-        <w:tab/>
-      </w:r>
-      <w:r>
-        <w:tab/>
-      </w:r>
-      <w:r>
-        <w:tab/>
-      </w:r>
-      <w:r>
-        <w:tab/>
-      </w:r>
-      <w:r>
-        <w:rPr>
-          <w:b/>
+        <w:lastRenderedPageBreak/>
+        <w:tab/>
+      </w:r>
+      <w:r>
+        <w:rPr>
+          <w:b/>
+          <w:bCs/>
         </w:rPr>
         <w:t>Cuando en el producto se realizan procesos de estampación o bordados</w:t>
       </w:r>
       <w:r>
         <w:rPr>
           <w:b/>
+          <w:bCs/>
         </w:rPr>
         <w:t>,</w:t>
       </w:r>
       <w:r>
         <w:rPr>
           <w:b/>
+          <w:bCs/>
         </w:rPr>
         <w:t xml:space="preserve"> se requiere establecer puntos de control de esos procesos, que son considerados críticos.</w:t>
       </w:r>
@@ -8119,7 +7782,6 @@
     </w:p>
     <w:p>
       <w:r>
-        <w:lastRenderedPageBreak/>
         <w:t>Al finalizar la confección en cada módulo de producción o línea de la referencia</w:t>
       </w:r>
       <w:r>
@@ -8183,6 +7845,7 @@
     </w:p>
     <w:p>
       <w:r>
+        <w:lastRenderedPageBreak/>
         <w:t>En el caso de las telas</w:t>
       </w:r>
       <w:r>
@@ -8196,7 +7859,7 @@
       <w:pPr>
         <w:pStyle w:val="Ttulo2"/>
       </w:pPr>
-      <w:bookmarkStart w:id="5" w:name="_Toc234914968"/>
+      <w:bookmarkStart w:id="5" w:name="_Toc235135148"/>
       <w:r>
         <w:t>Control de calidad en patronaje</w:t>
       </w:r>
@@ -8212,14 +7875,7 @@
         <w:rPr>
           <w:lang w:eastAsia="es-CO"/>
         </w:rPr>
-        <w:t xml:space="preserve">El control de los procesos consiste en comprender cuáles son las variaciones en las características del producto, encontrar las causas y tomar las decisiones para </w:t>
-      </w:r>
-      <w:r>
-        <w:rPr>
-          <w:lang w:eastAsia="es-CO"/>
-        </w:rPr>
-        <w:lastRenderedPageBreak/>
-        <w:t>controlar la variabilidad, eliminando los errores, estandarizando el proceso y estableciendo mejoras para tener una variabilidad controlada.</w:t>
+        <w:t>El control de los procesos consiste en comprender cuáles son las variaciones en las características del producto, encontrar las causas y tomar las decisiones para controlar la variabilidad, eliminando los errores, estandarizando el proceso y estableciendo mejoras para tener una variabilidad controlada.</w:t>
       </w:r>
     </w:p>
     <w:p>
@@ -8485,6 +8141,7 @@
         <w:rPr>
           <w:lang w:eastAsia="es-CO"/>
         </w:rPr>
+        <w:lastRenderedPageBreak/>
         <w:t>Los requisitos para revisar en patronaje son:</w:t>
       </w:r>
     </w:p>
@@ -8587,7 +8244,6 @@
           <w:b/>
           <w:lang w:eastAsia="es-CO"/>
         </w:rPr>
-        <w:lastRenderedPageBreak/>
         <w:t>Cantidad de piezas:</w:t>
       </w:r>
       <w:r>
@@ -8762,7 +8418,7 @@
       <w:pPr>
         <w:pStyle w:val="Ttulo2"/>
       </w:pPr>
-      <w:bookmarkStart w:id="6" w:name="_Toc234914969"/>
+      <w:bookmarkStart w:id="6" w:name="_Toc235135149"/>
       <w:r>
         <w:t>Control de calidad en trazo y corte</w:t>
       </w:r>
@@ -8798,6 +8454,7 @@
         <w:rPr>
           <w:lang w:eastAsia="es-CO"/>
         </w:rPr>
+        <w:lastRenderedPageBreak/>
         <w:t>Las personas encargadas de cada actividad en el área deben establecer comunicación permanente y abierta para coordinar el proceso, debido a que el error en esta área se replica igualmente en la producción; por ello, es importante detectar el problema a tiempo, siendo primordial contar con la trazabilidad de la producción para ubicar fácilmente cada lote, poder intervenir oportunamente los productos a corregir y dar respuesta rápida con el fin de solucionar los inconvenientes presentados.</w:t>
       </w:r>
     </w:p>
@@ -8815,7 +8472,6 @@
           <w:bCs/>
           <w:lang w:eastAsia="es-CO"/>
         </w:rPr>
-        <w:lastRenderedPageBreak/>
         <w:t>Los documentos utilizados en el área para controlar el corte, además de la orden de producción, son las inspecciones en corte para revisar cada actividad. También un formato que se puede anexar en el paqueteo en el que se validen las unidades de cada pieza en cada uno de los paquetes, siendo un apoyo visual importante en el alistamiento del proceso de confección.</w:t>
       </w:r>
     </w:p>
@@ -9039,6 +8695,7 @@
           <w:b/>
           <w:lang w:eastAsia="es-CO"/>
         </w:rPr>
+        <w:lastRenderedPageBreak/>
         <w:t>Tendido</w:t>
       </w:r>
     </w:p>
@@ -9108,7 +8765,6 @@
           <w:b/>
           <w:lang w:eastAsia="es-CO"/>
         </w:rPr>
-        <w:lastRenderedPageBreak/>
         <w:t xml:space="preserve">Cantidad de capas: </w:t>
       </w:r>
       <w:r>
@@ -9279,6 +8935,7 @@
           <w:b/>
           <w:lang w:eastAsia="es-CO"/>
         </w:rPr>
+        <w:lastRenderedPageBreak/>
         <w:t xml:space="preserve">Piquetes y puntos: </w:t>
       </w:r>
       <w:r>
@@ -9349,7 +9006,6 @@
           <w:b/>
           <w:lang w:eastAsia="es-CO"/>
         </w:rPr>
-        <w:lastRenderedPageBreak/>
         <w:t xml:space="preserve">Ubicación: </w:t>
       </w:r>
       <w:r>
@@ -9677,6 +9333,7 @@
           <w:b/>
           <w:lang w:eastAsia="es-CO"/>
         </w:rPr>
+        <w:lastRenderedPageBreak/>
         <w:t xml:space="preserve">Identificación: </w:t>
       </w:r>
       <w:r>
@@ -9702,7 +9359,7 @@
       <w:pPr>
         <w:pStyle w:val="Ttulo2"/>
       </w:pPr>
-      <w:bookmarkStart w:id="7" w:name="_Toc234914970"/>
+      <w:bookmarkStart w:id="7" w:name="_Toc235135150"/>
       <w:r>
         <w:t>Control de calidad en confección</w:t>
       </w:r>
@@ -9742,191 +9399,185 @@
         <w:rPr>
           <w:lang w:eastAsia="es-CO"/>
         </w:rPr>
-        <w:t xml:space="preserve"> cada proceso tiene un método, </w:t>
-      </w:r>
+        <w:t xml:space="preserve"> cada proceso tiene un método, un tiempo estándar, descripción de la maquinaria, pies, guías, fólderes y aditamentos que se deben revisar.</w:t>
+      </w:r>
+    </w:p>
+    <w:p>
+      <w:pPr>
+        <w:rPr>
+          <w:lang w:eastAsia="es-CO"/>
+        </w:rPr>
+      </w:pPr>
+      <w:r>
+        <w:rPr>
+          <w:lang w:eastAsia="es-CO"/>
+        </w:rPr>
+        <w:t>En los puntos de revisión se realizan inspecciones, en las que se retienen prendas o piezas con defectos para analizar las causas y determinar acciones</w:t>
+      </w:r>
+      <w:r>
+        <w:rPr>
+          <w:lang w:eastAsia="es-CO"/>
+        </w:rPr>
+        <w:t>;</w:t>
+      </w:r>
+      <w:r>
+        <w:rPr>
+          <w:lang w:eastAsia="es-CO"/>
+        </w:rPr>
+        <w:t xml:space="preserve"> así mismo, la revisión se lleva a cabo en los puestos de trabajo, donde la responsabilidad es de cada operario con el acompañamiento y apoyo del auditor de calidad en pie de máquina. Conforme corresponda</w:t>
+      </w:r>
+      <w:r>
+        <w:rPr>
+          <w:lang w:eastAsia="es-CO"/>
+        </w:rPr>
+        <w:t xml:space="preserve"> a</w:t>
+      </w:r>
+      <w:r>
+        <w:rPr>
+          <w:lang w:eastAsia="es-CO"/>
+        </w:rPr>
+        <w:t xml:space="preserve"> la inspección</w:t>
+      </w:r>
+      <w:r>
+        <w:rPr>
+          <w:lang w:eastAsia="es-CO"/>
+        </w:rPr>
+        <w:t>,</w:t>
+      </w:r>
+      <w:r>
+        <w:rPr>
+          <w:lang w:eastAsia="es-CO"/>
+        </w:rPr>
+        <w:t xml:space="preserve"> se utilizan los formatos de producto terminado y en proceso.</w:t>
+      </w:r>
+    </w:p>
+    <w:p>
+      <w:pPr>
+        <w:rPr>
+          <w:b/>
+          <w:lang w:eastAsia="es-CO"/>
+        </w:rPr>
+      </w:pPr>
+      <w:r>
+        <w:rPr>
+          <w:b/>
+          <w:lang w:eastAsia="es-CO"/>
+        </w:rPr>
+        <w:t xml:space="preserve">Otros factores </w:t>
+      </w:r>
+      <w:proofErr w:type="gramStart"/>
+      <w:r>
+        <w:rPr>
+          <w:b/>
+          <w:lang w:eastAsia="es-CO"/>
+        </w:rPr>
+        <w:t>a</w:t>
+      </w:r>
+      <w:proofErr w:type="gramEnd"/>
+      <w:r>
+        <w:rPr>
+          <w:b/>
+          <w:lang w:eastAsia="es-CO"/>
+        </w:rPr>
+        <w:t xml:space="preserve"> tener en cuenta</w:t>
+      </w:r>
+      <w:r>
+        <w:rPr>
+          <w:b/>
+          <w:lang w:eastAsia="es-CO"/>
+        </w:rPr>
+        <w:t>,</w:t>
+      </w:r>
+      <w:r>
+        <w:rPr>
+          <w:b/>
+          <w:lang w:eastAsia="es-CO"/>
+        </w:rPr>
+        <w:t xml:space="preserve"> además de los anteriormente mencionados</w:t>
+      </w:r>
+      <w:r>
+        <w:rPr>
+          <w:b/>
+          <w:lang w:eastAsia="es-CO"/>
+        </w:rPr>
+        <w:t>,</w:t>
+      </w:r>
+      <w:r>
+        <w:rPr>
+          <w:b/>
+          <w:lang w:eastAsia="es-CO"/>
+        </w:rPr>
+        <w:t xml:space="preserve"> que son directos al proceso, son los factores ambientales como la iluminación, ventilación, temperatura, ruido, espacio, aseo, entre otros; y también los relacionados con el recurso humano</w:t>
+      </w:r>
+      <w:r>
+        <w:rPr>
+          <w:b/>
+          <w:lang w:eastAsia="es-CO"/>
+        </w:rPr>
+        <w:t>,</w:t>
+      </w:r>
+      <w:r>
+        <w:rPr>
+          <w:b/>
+          <w:lang w:eastAsia="es-CO"/>
+        </w:rPr>
+        <w:t xml:space="preserve"> como la capacitación del personal y las relaciones interpersonales, aspectos que inciden en los resultados de los productos</w:t>
+      </w:r>
+      <w:r>
+        <w:rPr>
+          <w:b/>
+          <w:lang w:eastAsia="es-CO"/>
+        </w:rPr>
+        <w:t>,</w:t>
+      </w:r>
+      <w:r>
+        <w:rPr>
+          <w:b/>
+          <w:lang w:eastAsia="es-CO"/>
+        </w:rPr>
+        <w:t xml:space="preserve"> </w:t>
+      </w:r>
+      <w:proofErr w:type="gramStart"/>
+      <w:r>
+        <w:rPr>
+          <w:b/>
+          <w:lang w:eastAsia="es-CO"/>
+        </w:rPr>
+        <w:t>y</w:t>
+      </w:r>
+      <w:proofErr w:type="gramEnd"/>
+      <w:r>
+        <w:rPr>
+          <w:b/>
+          <w:lang w:eastAsia="es-CO"/>
+        </w:rPr>
+        <w:t xml:space="preserve"> por ende, en la calidad de estos.</w:t>
+      </w:r>
+    </w:p>
+    <w:p>
+      <w:pPr>
+        <w:rPr>
+          <w:lang w:eastAsia="es-CO"/>
+        </w:rPr>
+      </w:pPr>
+      <w:r>
+        <w:rPr>
+          <w:lang w:eastAsia="es-CO"/>
+        </w:rPr>
+        <w:t>También se pueden realizar pruebas o ensayos en laboratorios especializados que evalúen la prenda según normas nacionales e internacionales, una de ellas es la prueba de uso, en la que se compara los resultados planteados frente a los obtenidos.</w:t>
+      </w:r>
+    </w:p>
+    <w:p>
+      <w:pPr>
+        <w:rPr>
+          <w:lang w:eastAsia="es-CO"/>
+        </w:rPr>
+      </w:pPr>
       <w:r>
         <w:rPr>
           <w:lang w:eastAsia="es-CO"/>
         </w:rPr>
         <w:lastRenderedPageBreak/>
-        <w:t>un tiempo estándar, descripción de la maquinaria, pies, guías, fólderes y aditamentos que se deben revisar.</w:t>
-      </w:r>
-    </w:p>
-    <w:p>
-      <w:pPr>
-        <w:rPr>
-          <w:lang w:eastAsia="es-CO"/>
-        </w:rPr>
-      </w:pPr>
-      <w:r>
-        <w:rPr>
-          <w:lang w:eastAsia="es-CO"/>
-        </w:rPr>
-        <w:t>En los puntos de revisión se realizan inspecciones, en las que se retienen prendas o piezas con defectos para analizar las causas y determinar acciones</w:t>
-      </w:r>
-      <w:r>
-        <w:rPr>
-          <w:lang w:eastAsia="es-CO"/>
-        </w:rPr>
-        <w:t>;</w:t>
-      </w:r>
-      <w:r>
-        <w:rPr>
-          <w:lang w:eastAsia="es-CO"/>
-        </w:rPr>
-        <w:t xml:space="preserve"> así mismo, la revisión se lleva a cabo en los puestos de trabajo, donde la responsabilidad es de cada operario con el acompañamiento y apoyo del auditor de calidad en pie de máquina. Conforme corresponda</w:t>
-      </w:r>
-      <w:r>
-        <w:rPr>
-          <w:lang w:eastAsia="es-CO"/>
-        </w:rPr>
-        <w:t xml:space="preserve"> a</w:t>
-      </w:r>
-      <w:r>
-        <w:rPr>
-          <w:lang w:eastAsia="es-CO"/>
-        </w:rPr>
-        <w:t xml:space="preserve"> la inspección</w:t>
-      </w:r>
-      <w:r>
-        <w:rPr>
-          <w:lang w:eastAsia="es-CO"/>
-        </w:rPr>
-        <w:t>,</w:t>
-      </w:r>
-      <w:r>
-        <w:rPr>
-          <w:lang w:eastAsia="es-CO"/>
-        </w:rPr>
-        <w:t xml:space="preserve"> se utilizan los formatos de producto terminado y en proceso.</w:t>
-      </w:r>
-    </w:p>
-    <w:p>
-      <w:pPr>
-        <w:rPr>
-          <w:b/>
-          <w:lang w:eastAsia="es-CO"/>
-        </w:rPr>
-      </w:pPr>
-      <w:r>
-        <w:rPr>
-          <w:b/>
-          <w:lang w:eastAsia="es-CO"/>
-        </w:rPr>
-        <w:t xml:space="preserve">Otros factores </w:t>
-      </w:r>
-      <w:proofErr w:type="gramStart"/>
-      <w:r>
-        <w:rPr>
-          <w:b/>
-          <w:lang w:eastAsia="es-CO"/>
-        </w:rPr>
-        <w:t>a</w:t>
-      </w:r>
-      <w:proofErr w:type="gramEnd"/>
-      <w:r>
-        <w:rPr>
-          <w:b/>
-          <w:lang w:eastAsia="es-CO"/>
-        </w:rPr>
-        <w:t xml:space="preserve"> tener en cuenta</w:t>
-      </w:r>
-      <w:r>
-        <w:rPr>
-          <w:b/>
-          <w:lang w:eastAsia="es-CO"/>
-        </w:rPr>
-        <w:t>,</w:t>
-      </w:r>
-      <w:r>
-        <w:rPr>
-          <w:b/>
-          <w:lang w:eastAsia="es-CO"/>
-        </w:rPr>
-        <w:t xml:space="preserve"> además de los anteriormente mencionados</w:t>
-      </w:r>
-      <w:r>
-        <w:rPr>
-          <w:b/>
-          <w:lang w:eastAsia="es-CO"/>
-        </w:rPr>
-        <w:t>,</w:t>
-      </w:r>
-      <w:r>
-        <w:rPr>
-          <w:b/>
-          <w:lang w:eastAsia="es-CO"/>
-        </w:rPr>
-        <w:t xml:space="preserve"> que son directos al proceso, son los factores ambientales como la iluminación, ventilación, temperatura, ruido, espacio, aseo, entre otros; y también los relacionados con el recurso humano</w:t>
-      </w:r>
-      <w:r>
-        <w:rPr>
-          <w:b/>
-          <w:lang w:eastAsia="es-CO"/>
-        </w:rPr>
-        <w:t>,</w:t>
-      </w:r>
-      <w:r>
-        <w:rPr>
-          <w:b/>
-          <w:lang w:eastAsia="es-CO"/>
-        </w:rPr>
-        <w:t xml:space="preserve"> como la capacitación del personal y las relaciones interpersonales, aspectos que inciden en los resultados de los productos</w:t>
-      </w:r>
-      <w:r>
-        <w:rPr>
-          <w:b/>
-          <w:lang w:eastAsia="es-CO"/>
-        </w:rPr>
-        <w:t>,</w:t>
-      </w:r>
-      <w:r>
-        <w:rPr>
-          <w:b/>
-          <w:lang w:eastAsia="es-CO"/>
-        </w:rPr>
-        <w:t xml:space="preserve"> </w:t>
-      </w:r>
-      <w:proofErr w:type="gramStart"/>
-      <w:r>
-        <w:rPr>
-          <w:b/>
-          <w:lang w:eastAsia="es-CO"/>
-        </w:rPr>
-        <w:t>y</w:t>
-      </w:r>
-      <w:proofErr w:type="gramEnd"/>
-      <w:r>
-        <w:rPr>
-          <w:b/>
-          <w:lang w:eastAsia="es-CO"/>
-        </w:rPr>
-        <w:t xml:space="preserve"> por ende, en la calidad de estos.</w:t>
-      </w:r>
-    </w:p>
-    <w:p>
-      <w:pPr>
-        <w:rPr>
-          <w:lang w:eastAsia="es-CO"/>
-        </w:rPr>
-      </w:pPr>
-      <w:r>
-        <w:rPr>
-          <w:lang w:eastAsia="es-CO"/>
-        </w:rPr>
-        <w:t>También se pueden realizar pruebas o ensayos en laboratorios especializados que evalúen la prenda según normas nacionales e internacionales, una de ellas es la prueba de uso, en la que se compara los resultados planteados frente a los obtenidos.</w:t>
-      </w:r>
-    </w:p>
-    <w:p>
-      <w:pPr>
-        <w:rPr>
-          <w:lang w:eastAsia="es-CO"/>
-        </w:rPr>
-      </w:pPr>
-      <w:r>
-        <w:rPr>
-          <w:lang w:eastAsia="es-CO"/>
-        </w:rPr>
         <w:t xml:space="preserve">En las pruebas se analizan las fibras, en cuanto a la cantidad, colorimétrica, peso, composición, cambios dimensionales después del lavado, resistencia a la rotura y al desgarre, elongación y elasticidad de la tela, recuperación a las arrugas, resistencia a la abrasión, solidez al color con el frote, al agua, al planchado, resistencia a la formación de motas </w:t>
       </w:r>
       <w:r>
@@ -9962,7 +9613,6 @@
         <w:rPr>
           <w:lang w:eastAsia="es-CO"/>
         </w:rPr>
-        <w:lastRenderedPageBreak/>
         <w:t>En la siguiente tabla se presentan algunos ensayos con la norma relacionada que se pueden realizar a la prenda.</w:t>
       </w:r>
     </w:p>
@@ -10090,35 +9740,7 @@
                 <w:rFonts w:eastAsia="Times New Roman" w:cs="Calibri"/>
                 <w:lang w:eastAsia="es-CO"/>
               </w:rPr>
-              <w:t>AATCC TM20</w:t>
-            </w:r>
-            <w:r>
-              <w:rPr>
-                <w:rFonts w:eastAsia="Times New Roman" w:cs="Calibri"/>
-                <w:lang w:eastAsia="es-CO"/>
-              </w:rPr>
-              <w:t xml:space="preserve"> </w:t>
-            </w:r>
-            <w:r>
-              <w:rPr>
-                <w:rFonts w:eastAsia="Times New Roman" w:cs="Calibri"/>
-                <w:lang w:eastAsia="es-CO"/>
-              </w:rPr>
-              <w:t>-</w:t>
-            </w:r>
-            <w:r>
-              <w:rPr>
-                <w:rFonts w:eastAsia="Times New Roman" w:cs="Calibri"/>
-                <w:lang w:eastAsia="es-CO"/>
-              </w:rPr>
-              <w:t xml:space="preserve"> </w:t>
-            </w:r>
-            <w:r>
-              <w:rPr>
-                <w:rFonts w:eastAsia="Times New Roman" w:cs="Calibri"/>
-                <w:lang w:eastAsia="es-CO"/>
-              </w:rPr>
-              <w:t>2021</w:t>
+              <w:t>AATCC TM20 - 2021</w:t>
             </w:r>
           </w:p>
         </w:tc>
@@ -10164,35 +9786,7 @@
                 <w:rFonts w:eastAsia="Times New Roman" w:cs="Calibri"/>
                 <w:lang w:eastAsia="es-CO"/>
               </w:rPr>
-              <w:t>AATCC TM20A</w:t>
-            </w:r>
-            <w:r>
-              <w:rPr>
-                <w:rFonts w:eastAsia="Times New Roman" w:cs="Calibri"/>
-                <w:lang w:eastAsia="es-CO"/>
-              </w:rPr>
-              <w:t xml:space="preserve"> </w:t>
-            </w:r>
-            <w:r>
-              <w:rPr>
-                <w:rFonts w:eastAsia="Times New Roman" w:cs="Calibri"/>
-                <w:lang w:eastAsia="es-CO"/>
-              </w:rPr>
-              <w:t>-</w:t>
-            </w:r>
-            <w:r>
-              <w:rPr>
-                <w:rFonts w:eastAsia="Times New Roman" w:cs="Calibri"/>
-                <w:lang w:eastAsia="es-CO"/>
-              </w:rPr>
-              <w:t xml:space="preserve"> </w:t>
-            </w:r>
-            <w:r>
-              <w:rPr>
-                <w:rFonts w:eastAsia="Times New Roman" w:cs="Calibri"/>
-                <w:lang w:eastAsia="es-CO"/>
-              </w:rPr>
-              <w:t>2025</w:t>
+              <w:t>AATCC TM20A - 2025</w:t>
             </w:r>
           </w:p>
         </w:tc>
@@ -10241,35 +9835,7 @@
                 <w:rFonts w:eastAsia="Times New Roman" w:cs="Calibri"/>
                 <w:lang w:eastAsia="es-CO"/>
               </w:rPr>
-              <w:t>AATCC TM179</w:t>
-            </w:r>
-            <w:r>
-              <w:rPr>
-                <w:rFonts w:eastAsia="Times New Roman" w:cs="Calibri"/>
-                <w:lang w:eastAsia="es-CO"/>
-              </w:rPr>
-              <w:t xml:space="preserve"> </w:t>
-            </w:r>
-            <w:r>
-              <w:rPr>
-                <w:rFonts w:eastAsia="Times New Roman" w:cs="Calibri"/>
-                <w:lang w:eastAsia="es-CO"/>
-              </w:rPr>
-              <w:t>-</w:t>
-            </w:r>
-            <w:r>
-              <w:rPr>
-                <w:rFonts w:eastAsia="Times New Roman" w:cs="Calibri"/>
-                <w:lang w:eastAsia="es-CO"/>
-              </w:rPr>
-              <w:t xml:space="preserve"> </w:t>
-            </w:r>
-            <w:r>
-              <w:rPr>
-                <w:rFonts w:eastAsia="Times New Roman" w:cs="Calibri"/>
-                <w:lang w:eastAsia="es-CO"/>
-              </w:rPr>
-              <w:t>2025</w:t>
+              <w:t>AATCC TM179 - 2025</w:t>
             </w:r>
           </w:p>
         </w:tc>
@@ -10315,35 +9881,7 @@
                 <w:rFonts w:eastAsia="Times New Roman" w:cs="Calibri"/>
                 <w:lang w:eastAsia="es-CO"/>
               </w:rPr>
-              <w:t>AATCC TM207</w:t>
-            </w:r>
-            <w:r>
-              <w:rPr>
-                <w:rFonts w:eastAsia="Times New Roman" w:cs="Calibri"/>
-                <w:lang w:eastAsia="es-CO"/>
-              </w:rPr>
-              <w:t xml:space="preserve"> </w:t>
-            </w:r>
-            <w:r>
-              <w:rPr>
-                <w:rFonts w:eastAsia="Times New Roman" w:cs="Calibri"/>
-                <w:lang w:eastAsia="es-CO"/>
-              </w:rPr>
-              <w:t>-</w:t>
-            </w:r>
-            <w:r>
-              <w:rPr>
-                <w:rFonts w:eastAsia="Times New Roman" w:cs="Calibri"/>
-                <w:lang w:eastAsia="es-CO"/>
-              </w:rPr>
-              <w:t xml:space="preserve"> </w:t>
-            </w:r>
-            <w:r>
-              <w:rPr>
-                <w:rFonts w:eastAsia="Times New Roman" w:cs="Calibri"/>
-                <w:lang w:eastAsia="es-CO"/>
-              </w:rPr>
-              <w:t>2025</w:t>
+              <w:t>AATCC TM207 - 2025</w:t>
             </w:r>
           </w:p>
         </w:tc>
@@ -10392,35 +9930,7 @@
                 <w:rFonts w:eastAsia="Times New Roman" w:cs="Calibri"/>
                 <w:lang w:eastAsia="es-CO"/>
               </w:rPr>
-              <w:t>AATCC TM150</w:t>
-            </w:r>
-            <w:r>
-              <w:rPr>
-                <w:rFonts w:eastAsia="Times New Roman" w:cs="Calibri"/>
-                <w:lang w:eastAsia="es-CO"/>
-              </w:rPr>
-              <w:t xml:space="preserve"> </w:t>
-            </w:r>
-            <w:r>
-              <w:rPr>
-                <w:rFonts w:eastAsia="Times New Roman" w:cs="Calibri"/>
-                <w:lang w:eastAsia="es-CO"/>
-              </w:rPr>
-              <w:t>-</w:t>
-            </w:r>
-            <w:r>
-              <w:rPr>
-                <w:rFonts w:eastAsia="Times New Roman" w:cs="Calibri"/>
-                <w:lang w:eastAsia="es-CO"/>
-              </w:rPr>
-              <w:t xml:space="preserve"> </w:t>
-            </w:r>
-            <w:r>
-              <w:rPr>
-                <w:rFonts w:eastAsia="Times New Roman" w:cs="Calibri"/>
-                <w:lang w:eastAsia="es-CO"/>
-              </w:rPr>
-              <w:t>2025</w:t>
+              <w:t>AATCC TM150 - 2025</w:t>
             </w:r>
           </w:p>
         </w:tc>
@@ -10466,35 +9976,7 @@
                 <w:rFonts w:eastAsia="Times New Roman" w:cs="Calibri"/>
                 <w:lang w:eastAsia="es-CO"/>
               </w:rPr>
-              <w:t>AATCC TM135</w:t>
-            </w:r>
-            <w:r>
-              <w:rPr>
-                <w:rFonts w:eastAsia="Times New Roman" w:cs="Calibri"/>
-                <w:lang w:eastAsia="es-CO"/>
-              </w:rPr>
-              <w:t xml:space="preserve"> </w:t>
-            </w:r>
-            <w:r>
-              <w:rPr>
-                <w:rFonts w:eastAsia="Times New Roman" w:cs="Calibri"/>
-                <w:lang w:eastAsia="es-CO"/>
-              </w:rPr>
-              <w:t>-</w:t>
-            </w:r>
-            <w:r>
-              <w:rPr>
-                <w:rFonts w:eastAsia="Times New Roman" w:cs="Calibri"/>
-                <w:lang w:eastAsia="es-CO"/>
-              </w:rPr>
-              <w:t xml:space="preserve"> </w:t>
-            </w:r>
-            <w:r>
-              <w:rPr>
-                <w:rFonts w:eastAsia="Times New Roman" w:cs="Calibri"/>
-                <w:lang w:eastAsia="es-CO"/>
-              </w:rPr>
-              <w:t>2025</w:t>
+              <w:t>AATCC TM135 - 2025</w:t>
             </w:r>
           </w:p>
         </w:tc>
@@ -10521,6 +10003,7 @@
                 <w:rFonts w:eastAsia="Times New Roman" w:cs="Calibri"/>
                 <w:lang w:eastAsia="es-CO"/>
               </w:rPr>
+              <w:lastRenderedPageBreak/>
               <w:t>Determinación de la absorción de textiles.</w:t>
             </w:r>
           </w:p>
@@ -10543,35 +10026,7 @@
                 <w:rFonts w:eastAsia="Times New Roman" w:cs="Calibri"/>
                 <w:lang w:eastAsia="es-CO"/>
               </w:rPr>
-              <w:t>AATCC TM79</w:t>
-            </w:r>
-            <w:r>
-              <w:rPr>
-                <w:rFonts w:eastAsia="Times New Roman" w:cs="Calibri"/>
-                <w:lang w:eastAsia="es-CO"/>
-              </w:rPr>
-              <w:t xml:space="preserve"> </w:t>
-            </w:r>
-            <w:r>
-              <w:rPr>
-                <w:rFonts w:eastAsia="Times New Roman" w:cs="Calibri"/>
-                <w:lang w:eastAsia="es-CO"/>
-              </w:rPr>
-              <w:t>-</w:t>
-            </w:r>
-            <w:r>
-              <w:rPr>
-                <w:rFonts w:eastAsia="Times New Roman" w:cs="Calibri"/>
-                <w:lang w:eastAsia="es-CO"/>
-              </w:rPr>
-              <w:t xml:space="preserve"> </w:t>
-            </w:r>
-            <w:r>
-              <w:rPr>
-                <w:rFonts w:eastAsia="Times New Roman" w:cs="Calibri"/>
-                <w:lang w:eastAsia="es-CO"/>
-              </w:rPr>
-              <w:t>2025</w:t>
+              <w:t>AATCC TM79 - 2025</w:t>
             </w:r>
           </w:p>
         </w:tc>
@@ -10617,35 +10072,7 @@
                 <w:rFonts w:eastAsia="Times New Roman" w:cs="Calibri"/>
                 <w:lang w:eastAsia="es-CO"/>
               </w:rPr>
-              <w:t>ASTM D2654</w:t>
-            </w:r>
-            <w:r>
-              <w:rPr>
-                <w:rFonts w:eastAsia="Times New Roman" w:cs="Calibri"/>
-                <w:lang w:eastAsia="es-CO"/>
-              </w:rPr>
-              <w:t xml:space="preserve"> </w:t>
-            </w:r>
-            <w:r>
-              <w:rPr>
-                <w:rFonts w:eastAsia="Times New Roman" w:cs="Calibri"/>
-                <w:lang w:eastAsia="es-CO"/>
-              </w:rPr>
-              <w:t>-</w:t>
-            </w:r>
-            <w:r>
-              <w:rPr>
-                <w:rFonts w:eastAsia="Times New Roman" w:cs="Calibri"/>
-                <w:lang w:eastAsia="es-CO"/>
-              </w:rPr>
-              <w:t xml:space="preserve"> </w:t>
-            </w:r>
-            <w:r>
-              <w:rPr>
-                <w:rFonts w:eastAsia="Times New Roman" w:cs="Calibri"/>
-                <w:lang w:eastAsia="es-CO"/>
-              </w:rPr>
-              <w:t>22</w:t>
+              <w:t>ASTM D2654 - 22</w:t>
             </w:r>
           </w:p>
         </w:tc>
@@ -10694,35 +10121,7 @@
                 <w:rFonts w:eastAsia="Times New Roman" w:cs="Calibri"/>
                 <w:lang w:eastAsia="es-CO"/>
               </w:rPr>
-              <w:t>ASTM D3776/D3776M</w:t>
-            </w:r>
-            <w:r>
-              <w:rPr>
-                <w:rFonts w:eastAsia="Times New Roman" w:cs="Calibri"/>
-                <w:lang w:eastAsia="es-CO"/>
-              </w:rPr>
-              <w:t xml:space="preserve"> </w:t>
-            </w:r>
-            <w:r>
-              <w:rPr>
-                <w:rFonts w:eastAsia="Times New Roman" w:cs="Calibri"/>
-                <w:lang w:eastAsia="es-CO"/>
-              </w:rPr>
-              <w:t>-</w:t>
-            </w:r>
-            <w:r>
-              <w:rPr>
-                <w:rFonts w:eastAsia="Times New Roman" w:cs="Calibri"/>
-                <w:lang w:eastAsia="es-CO"/>
-              </w:rPr>
-              <w:t xml:space="preserve"> </w:t>
-            </w:r>
-            <w:r>
-              <w:rPr>
-                <w:rFonts w:eastAsia="Times New Roman" w:cs="Calibri"/>
-                <w:lang w:eastAsia="es-CO"/>
-              </w:rPr>
-              <w:t>20(2025)</w:t>
+              <w:t>ASTM D3776/D3776M - 20(2025)</w:t>
             </w:r>
           </w:p>
         </w:tc>
@@ -10746,7 +10145,6 @@
                 <w:rFonts w:eastAsia="Times New Roman" w:cs="Calibri"/>
                 <w:lang w:eastAsia="es-CO"/>
               </w:rPr>
-              <w:lastRenderedPageBreak/>
               <w:t>Determinación de la elongación de tejidos elásticos angostos.</w:t>
             </w:r>
           </w:p>
@@ -10769,35 +10167,7 @@
                 <w:rFonts w:eastAsia="Times New Roman" w:cs="Calibri"/>
                 <w:lang w:eastAsia="es-CO"/>
               </w:rPr>
-              <w:t>ASTM D5278/D5278M</w:t>
-            </w:r>
-            <w:r>
-              <w:rPr>
-                <w:rFonts w:eastAsia="Times New Roman" w:cs="Calibri"/>
-                <w:lang w:eastAsia="es-CO"/>
-              </w:rPr>
-              <w:t xml:space="preserve"> </w:t>
-            </w:r>
-            <w:r>
-              <w:rPr>
-                <w:rFonts w:eastAsia="Times New Roman" w:cs="Calibri"/>
-                <w:lang w:eastAsia="es-CO"/>
-              </w:rPr>
-              <w:t>-</w:t>
-            </w:r>
-            <w:r>
-              <w:rPr>
-                <w:rFonts w:eastAsia="Times New Roman" w:cs="Calibri"/>
-                <w:lang w:eastAsia="es-CO"/>
-              </w:rPr>
-              <w:t xml:space="preserve"> </w:t>
-            </w:r>
-            <w:r>
-              <w:rPr>
-                <w:rFonts w:eastAsia="Times New Roman" w:cs="Calibri"/>
-                <w:lang w:eastAsia="es-CO"/>
-              </w:rPr>
-              <w:t>26</w:t>
+              <w:t>ASTM D5278/D5278M - 26</w:t>
             </w:r>
           </w:p>
         </w:tc>
@@ -10846,63 +10216,7 @@
                 <w:rFonts w:eastAsia="Times New Roman" w:cs="Calibri"/>
                 <w:lang w:eastAsia="es-CO"/>
               </w:rPr>
-              <w:t>AATCC TM66</w:t>
-            </w:r>
-            <w:r>
-              <w:rPr>
-                <w:rFonts w:eastAsia="Times New Roman" w:cs="Calibri"/>
-                <w:lang w:eastAsia="es-CO"/>
-              </w:rPr>
-              <w:t xml:space="preserve"> </w:t>
-            </w:r>
-            <w:r>
-              <w:rPr>
-                <w:rFonts w:eastAsia="Times New Roman" w:cs="Calibri"/>
-                <w:lang w:eastAsia="es-CO"/>
-              </w:rPr>
-              <w:t>-</w:t>
-            </w:r>
-            <w:r>
-              <w:rPr>
-                <w:rFonts w:eastAsia="Times New Roman" w:cs="Calibri"/>
-                <w:lang w:eastAsia="es-CO"/>
-              </w:rPr>
-              <w:t xml:space="preserve"> </w:t>
-            </w:r>
-            <w:r>
-              <w:rPr>
-                <w:rFonts w:eastAsia="Times New Roman" w:cs="Calibri"/>
-                <w:lang w:eastAsia="es-CO"/>
-              </w:rPr>
-              <w:t>2017e2 / AATCC TM128</w:t>
-            </w:r>
-            <w:r>
-              <w:rPr>
-                <w:rFonts w:eastAsia="Times New Roman" w:cs="Calibri"/>
-                <w:lang w:eastAsia="es-CO"/>
-              </w:rPr>
-              <w:t xml:space="preserve"> </w:t>
-            </w:r>
-            <w:r>
-              <w:rPr>
-                <w:rFonts w:eastAsia="Times New Roman" w:cs="Calibri"/>
-                <w:lang w:eastAsia="es-CO"/>
-              </w:rPr>
-              <w:t>-</w:t>
-            </w:r>
-            <w:r>
-              <w:rPr>
-                <w:rFonts w:eastAsia="Times New Roman" w:cs="Calibri"/>
-                <w:lang w:eastAsia="es-CO"/>
-              </w:rPr>
-              <w:t xml:space="preserve"> </w:t>
-            </w:r>
-            <w:r>
-              <w:rPr>
-                <w:rFonts w:eastAsia="Times New Roman" w:cs="Calibri"/>
-                <w:lang w:eastAsia="es-CO"/>
-              </w:rPr>
-              <w:t>2017e2</w:t>
+              <w:t>AATCC TM66 - 2017e2 / AATCC TM128 - 2017e2</w:t>
             </w:r>
           </w:p>
         </w:tc>
@@ -10964,35 +10278,7 @@
                 <w:rFonts w:eastAsia="Times New Roman" w:cs="Calibri"/>
                 <w:lang w:eastAsia="es-CO"/>
               </w:rPr>
-              <w:t>ASTM D3512/D3512M</w:t>
-            </w:r>
-            <w:r>
-              <w:rPr>
-                <w:rFonts w:eastAsia="Times New Roman" w:cs="Calibri"/>
-                <w:lang w:eastAsia="es-CO"/>
-              </w:rPr>
-              <w:t xml:space="preserve"> </w:t>
-            </w:r>
-            <w:r>
-              <w:rPr>
-                <w:rFonts w:eastAsia="Times New Roman" w:cs="Calibri"/>
-                <w:lang w:eastAsia="es-CO"/>
-              </w:rPr>
-              <w:t>-</w:t>
-            </w:r>
-            <w:r>
-              <w:rPr>
-                <w:rFonts w:eastAsia="Times New Roman" w:cs="Calibri"/>
-                <w:lang w:eastAsia="es-CO"/>
-              </w:rPr>
-              <w:t xml:space="preserve"> </w:t>
-            </w:r>
-            <w:r>
-              <w:rPr>
-                <w:rFonts w:eastAsia="Times New Roman" w:cs="Calibri"/>
-                <w:lang w:eastAsia="es-CO"/>
-              </w:rPr>
-              <w:t>22</w:t>
+              <w:t>ASTM D3512/D3512M - 22</w:t>
             </w:r>
           </w:p>
         </w:tc>
@@ -11239,6 +10525,7 @@
                 <w:rFonts w:eastAsia="Times New Roman" w:cs="Calibri"/>
                 <w:lang w:eastAsia="es-CO"/>
               </w:rPr>
+              <w:lastRenderedPageBreak/>
               <w:t>Determinación de la resistencia al deslizamiento de los hilos en costura de tejido plano. Método de carga fija.</w:t>
             </w:r>
           </w:p>
@@ -11316,7 +10603,6 @@
                 <w:rFonts w:eastAsia="Times New Roman" w:cs="Calibri"/>
                 <w:lang w:eastAsia="es-CO"/>
               </w:rPr>
-              <w:lastRenderedPageBreak/>
               <w:t>Determinación de la resistencia al estallido de textiles.</w:t>
             </w:r>
           </w:p>
@@ -11916,6 +11202,7 @@
                 <w:rFonts w:eastAsia="Times New Roman" w:cs="Calibri"/>
                 <w:lang w:eastAsia="es-CO"/>
               </w:rPr>
+              <w:lastRenderedPageBreak/>
               <w:t>Determinación de la solidez del color a los disolventes orgánicos.</w:t>
             </w:r>
           </w:p>
@@ -11993,7 +11280,6 @@
                 <w:rFonts w:eastAsia="Times New Roman" w:cs="Calibri"/>
                 <w:lang w:eastAsia="es-CO"/>
               </w:rPr>
-              <w:lastRenderedPageBreak/>
               <w:t xml:space="preserve">Determinación de la solidez del color al lavado en seco con </w:t>
             </w:r>
             <w:proofErr w:type="spellStart"/>
@@ -12771,6 +12057,7 @@
                 <w:rFonts w:eastAsia="Times New Roman" w:cs="Calibri"/>
                 <w:lang w:eastAsia="es-CO"/>
               </w:rPr>
+              <w:lastRenderedPageBreak/>
               <w:t>Determinación de la solidez del color al lavado acelerado.</w:t>
             </w:r>
           </w:p>
@@ -12876,7 +12163,6 @@
                 <w:rFonts w:eastAsia="Times New Roman" w:cs="Calibri"/>
                 <w:lang w:eastAsia="es-CO"/>
               </w:rPr>
-              <w:lastRenderedPageBreak/>
               <w:t>Determinación de la solidez del color a la luz artificial tipo luz día.</w:t>
             </w:r>
           </w:p>
@@ -13481,6 +12767,7 @@
                 <w:rFonts w:eastAsia="Times New Roman" w:cs="Calibri"/>
                 <w:lang w:eastAsia="es-CO"/>
               </w:rPr>
+              <w:lastRenderedPageBreak/>
               <w:t>Evaluación colorimétrica instrumental de textiles.</w:t>
             </w:r>
           </w:p>
@@ -13555,7 +12842,6 @@
                 <w:rFonts w:eastAsia="Times New Roman" w:cs="Calibri"/>
                 <w:lang w:eastAsia="es-CO"/>
               </w:rPr>
-              <w:lastRenderedPageBreak/>
               <w:t>Evaluación visual de diferencia de color en textiles.</w:t>
             </w:r>
           </w:p>
@@ -14220,6 +13506,7 @@
                 <w:rFonts w:eastAsia="Times New Roman" w:cs="Calibri"/>
                 <w:lang w:eastAsia="es-CO"/>
               </w:rPr>
+              <w:lastRenderedPageBreak/>
               <w:t>Determinación de la resistencia a la abrasión por Martindale.</w:t>
             </w:r>
           </w:p>
@@ -14297,7 +13584,6 @@
                 <w:rFonts w:eastAsia="Times New Roman" w:cs="Calibri"/>
                 <w:lang w:eastAsia="es-CO"/>
               </w:rPr>
-              <w:lastRenderedPageBreak/>
               <w:t>Determinación de la resistencia a la abrasión por plataforma rotatoria.</w:t>
             </w:r>
           </w:p>
@@ -14841,6 +14127,7 @@
                 <w:rFonts w:eastAsia="Times New Roman" w:cs="Calibri"/>
                 <w:lang w:eastAsia="es-CO"/>
               </w:rPr>
+              <w:lastRenderedPageBreak/>
               <w:t>Determinación de pH del extracto acuoso de textiles procesados en húmedo.</w:t>
             </w:r>
           </w:p>
@@ -14918,7 +14205,6 @@
                 <w:rFonts w:eastAsia="Times New Roman" w:cs="Calibri"/>
                 <w:lang w:eastAsia="es-CO"/>
               </w:rPr>
-              <w:lastRenderedPageBreak/>
               <w:t>Determinación de porcentaje de rizo y contracción en tejidos planos.</w:t>
             </w:r>
           </w:p>
@@ -15940,10 +15226,11 @@
       </w:pPr>
       <w:r>
         <w:rPr>
+          <w:noProof/>
           <w14:ligatures w14:val="standardContextual"/>
         </w:rPr>
         <w:drawing>
-          <wp:inline distT="0" distB="0" distL="0" distR="0" wp14:anchorId="33222FC4" wp14:editId="3649FD09">
+          <wp:inline distT="0" distB="0" distL="0" distR="0" wp14:anchorId="33222FC4" wp14:editId="137AAF9A">
             <wp:extent cx="4718050" cy="1613373"/>
             <wp:effectExtent l="0" t="0" r="6350" b="6350"/>
             <wp:docPr id="950390934" name="Imagen 4" descr="Ejemplos de defectos en costuras textiles: falta de tensión, recogidos, saltos de puntada, hilos sueltos, roturas y problemas de simetría."/>
@@ -16016,6 +15303,7 @@
       </w:pPr>
       <w:r>
         <w:rPr>
+          <w:noProof/>
           <w:lang w:eastAsia="es-CO"/>
         </w:rPr>
         <w:drawing>
@@ -16191,6 +15479,7 @@
       </w:pPr>
       <w:r>
         <w:rPr>
+          <w:noProof/>
           <w:lang w:eastAsia="es-CO"/>
         </w:rPr>
         <w:drawing>
@@ -16240,7 +15529,7 @@
       <w:pPr>
         <w:pStyle w:val="Ttulo2"/>
       </w:pPr>
-      <w:bookmarkStart w:id="8" w:name="_Toc234914971"/>
+      <w:bookmarkStart w:id="8" w:name="_Toc235135151"/>
       <w:r>
         <w:t>Control de calidad en terminados</w:t>
       </w:r>
@@ -16593,7 +15882,7 @@
       <w:pPr>
         <w:pStyle w:val="Ttulo2"/>
       </w:pPr>
-      <w:bookmarkStart w:id="9" w:name="_Toc234914972"/>
+      <w:bookmarkStart w:id="9" w:name="_Toc235135152"/>
       <w:r>
         <w:t>Control de calidad en insumos, materiales y textiles</w:t>
       </w:r>
@@ -18614,13 +17903,7 @@
               <w:ind w:firstLine="0"/>
             </w:pPr>
             <w:r>
-              <w:t>AATCC TM15 -</w:t>
-            </w:r>
-            <w:r>
-              <w:t xml:space="preserve"> </w:t>
-            </w:r>
-            <w:r>
-              <w:t>2021e</w:t>
+              <w:t>AATCC TM15 - 2021e</w:t>
             </w:r>
           </w:p>
         </w:tc>
@@ -19294,19 +18577,7 @@
               </w:rPr>
             </w:pPr>
             <w:r>
-              <w:t>AATCC TM20</w:t>
-            </w:r>
-            <w:r>
-              <w:t xml:space="preserve"> </w:t>
-            </w:r>
-            <w:r>
-              <w:t>-</w:t>
-            </w:r>
-            <w:r>
-              <w:t xml:space="preserve"> </w:t>
-            </w:r>
-            <w:r>
-              <w:t>2021</w:t>
+              <w:t>AATCC TM20 - 2021</w:t>
             </w:r>
           </w:p>
         </w:tc>
@@ -19340,31 +18611,7 @@
               </w:rPr>
             </w:pPr>
             <w:r>
-              <w:t>AATCC TM20A</w:t>
-            </w:r>
-            <w:r>
-              <w:t xml:space="preserve"> </w:t>
-            </w:r>
-            <w:r>
-              <w:t>-</w:t>
-            </w:r>
-            <w:r>
-              <w:t xml:space="preserve"> </w:t>
-            </w:r>
-            <w:r>
-              <w:t>2025 / ISO 1833</w:t>
-            </w:r>
-            <w:r>
-              <w:t xml:space="preserve"> </w:t>
-            </w:r>
-            <w:r>
-              <w:t>-</w:t>
-            </w:r>
-            <w:r>
-              <w:t xml:space="preserve"> </w:t>
-            </w:r>
-            <w:r>
-              <w:t>1:2020 y partes aplicables según mezcla de fibras</w:t>
+              <w:t>AATCC TM20A - 2025 / ISO 1833 - 1:2020 y partes aplicables según mezcla de fibras</w:t>
             </w:r>
           </w:p>
         </w:tc>
@@ -19401,19 +18648,7 @@
               </w:rPr>
             </w:pPr>
             <w:r>
-              <w:t>ASTM D3412/D3412M</w:t>
-            </w:r>
-            <w:r>
-              <w:t xml:space="preserve"> </w:t>
-            </w:r>
-            <w:r>
-              <w:t>-</w:t>
-            </w:r>
-            <w:r>
-              <w:t xml:space="preserve"> </w:t>
-            </w:r>
-            <w:r>
-              <w:t>13(2020)</w:t>
+              <w:t>ASTM D3412/D3412M - 13(2020)</w:t>
             </w:r>
           </w:p>
         </w:tc>
@@ -19447,25 +18682,7 @@
               </w:rPr>
             </w:pPr>
             <w:r>
-              <w:t>ASTM D1577</w:t>
-            </w:r>
-            <w:r>
-              <w:t xml:space="preserve"> </w:t>
-            </w:r>
-            <w:r>
-              <w:t>-</w:t>
-            </w:r>
-            <w:r>
-              <w:t xml:space="preserve"> </w:t>
-            </w:r>
-            <w:r>
-              <w:t>07(2024)</w:t>
-            </w:r>
-            <w:r>
-              <w:t xml:space="preserve"> </w:t>
-            </w:r>
-            <w:r>
-              <w:t>e1 / ISO 1973:2021</w:t>
+              <w:t>ASTM D1577 - 07(2024) e1 / ISO 1973:2021</w:t>
             </w:r>
           </w:p>
         </w:tc>
@@ -19502,19 +18719,7 @@
               </w:rPr>
             </w:pPr>
             <w:r>
-              <w:t>ASTM D2257</w:t>
-            </w:r>
-            <w:r>
-              <w:t xml:space="preserve"> </w:t>
-            </w:r>
-            <w:r>
-              <w:t>-</w:t>
-            </w:r>
-            <w:r>
-              <w:t xml:space="preserve"> </w:t>
-            </w:r>
-            <w:r>
-              <w:t>25</w:t>
+              <w:t>ASTM D2257 - 25</w:t>
             </w:r>
           </w:p>
         </w:tc>
@@ -19548,19 +18753,7 @@
               </w:rPr>
             </w:pPr>
             <w:r>
-              <w:t>ASTM D3937</w:t>
-            </w:r>
-            <w:r>
-              <w:t xml:space="preserve"> </w:t>
-            </w:r>
-            <w:r>
-              <w:t>-</w:t>
-            </w:r>
-            <w:r>
-              <w:t xml:space="preserve"> </w:t>
-            </w:r>
-            <w:r>
-              <w:t>12(2024)</w:t>
+              <w:t>ASTM D3937 - 12(2024)</w:t>
             </w:r>
           </w:p>
         </w:tc>
@@ -19597,19 +18790,7 @@
               </w:rPr>
             </w:pPr>
             <w:r>
-              <w:t>ASTM D3822/D3822M</w:t>
-            </w:r>
-            <w:r>
-              <w:t xml:space="preserve"> </w:t>
-            </w:r>
-            <w:r>
-              <w:t>-</w:t>
-            </w:r>
-            <w:r>
-              <w:t xml:space="preserve"> </w:t>
-            </w:r>
-            <w:r>
-              <w:t>14(2020)</w:t>
+              <w:t>ASTM D3822/D3822M - 14(2020)</w:t>
             </w:r>
           </w:p>
         </w:tc>
@@ -19644,19 +18825,7 @@
               </w:rPr>
             </w:pPr>
             <w:r>
-              <w:t>ISO 14184</w:t>
-            </w:r>
-            <w:r>
-              <w:t xml:space="preserve"> </w:t>
-            </w:r>
-            <w:r>
-              <w:t>-</w:t>
-            </w:r>
-            <w:r>
-              <w:t xml:space="preserve"> </w:t>
-            </w:r>
-            <w:r>
-              <w:t>1:2011</w:t>
+              <w:t>ISO 14184 - 1:2011</w:t>
             </w:r>
           </w:p>
         </w:tc>
@@ -20143,7 +19312,7 @@
           <w:lang w:val="es-CO"/>
         </w:rPr>
       </w:pPr>
-      <w:bookmarkStart w:id="10" w:name="_Toc234914973"/>
+      <w:bookmarkStart w:id="10" w:name="_Toc235135153"/>
       <w:r>
         <w:rPr>
           <w:lang w:val="es-CO"/>
@@ -20279,7 +19448,7 @@
       <w:pPr>
         <w:pStyle w:val="Ttulo2"/>
       </w:pPr>
-      <w:bookmarkStart w:id="11" w:name="_Toc234914974"/>
+      <w:bookmarkStart w:id="11" w:name="_Toc235135154"/>
       <w:r>
         <w:t xml:space="preserve">Confección </w:t>
       </w:r>
@@ -20514,6 +19683,7 @@
       <w:proofErr w:type="spellStart"/>
       <w:r>
         <w:rPr>
+          <w:rStyle w:val="Extranjerismo"/>
           <w:lang w:eastAsia="es-CO"/>
         </w:rPr>
         <w:t>presillar</w:t>
@@ -20560,6 +19730,9 @@
         <w:jc w:val="center"/>
       </w:pPr>
       <w:r>
+        <w:rPr>
+          <w:noProof/>
+        </w:rPr>
         <w:drawing>
           <wp:inline distT="0" distB="0" distL="0" distR="0" wp14:anchorId="1843CE9E" wp14:editId="0AEAB0B1">
             <wp:extent cx="4680000" cy="2632500"/>
@@ -20740,7 +19913,7 @@
           <w:lang w:eastAsia="en-US"/>
         </w:rPr>
       </w:pPr>
-      <w:bookmarkStart w:id="12" w:name="_Toc234914975"/>
+      <w:bookmarkStart w:id="12" w:name="_Toc235135155"/>
       <w:r>
         <w:lastRenderedPageBreak/>
         <w:t xml:space="preserve">Confección </w:t>
@@ -20998,10 +20171,11 @@
       </w:pPr>
       <w:r>
         <w:rPr>
+          <w:noProof/>
           <w:lang w:eastAsia="es-CO"/>
         </w:rPr>
         <w:drawing>
-          <wp:inline distT="0" distB="0" distL="0" distR="0" wp14:anchorId="5DCAD70D" wp14:editId="7F77E99C">
+          <wp:inline distT="0" distB="0" distL="0" distR="0" wp14:anchorId="5DCAD70D" wp14:editId="296B4675">
             <wp:extent cx="4680000" cy="2632500"/>
             <wp:effectExtent l="0" t="0" r="6350" b="0"/>
             <wp:docPr id="720828650" name="Imagen 720828650">
@@ -21182,9 +20356,8 @@
       <w:pPr>
         <w:pStyle w:val="Ttulo2"/>
       </w:pPr>
-      <w:bookmarkStart w:id="13" w:name="_Toc234914976"/>
-      <w:r>
-        <w:lastRenderedPageBreak/>
+      <w:bookmarkStart w:id="13" w:name="_Toc235135156"/>
+      <w:r>
         <w:t>Confección de camiseta tipo polo</w:t>
       </w:r>
       <w:bookmarkEnd w:id="13"/>
@@ -21571,7 +20744,7 @@
       <w:pPr>
         <w:pStyle w:val="Ttulo2"/>
       </w:pPr>
-      <w:bookmarkStart w:id="14" w:name="_Toc234914977"/>
+      <w:bookmarkStart w:id="14" w:name="_Toc235135157"/>
       <w:r>
         <w:t>Confección de pantalón de sudadera</w:t>
       </w:r>
@@ -21724,7 +20897,7 @@
           <w:lang w:val="es-CO"/>
         </w:rPr>
       </w:pPr>
-      <w:bookmarkStart w:id="15" w:name="_Toc234914978"/>
+      <w:bookmarkStart w:id="15" w:name="_Toc235135158"/>
       <w:r>
         <w:t xml:space="preserve">Elaboración de conjunto deportivo </w:t>
       </w:r>
@@ -21941,7 +21114,7 @@
           <w:lang w:val="es-CO"/>
         </w:rPr>
       </w:pPr>
-      <w:bookmarkStart w:id="16" w:name="_Toc234914979"/>
+      <w:bookmarkStart w:id="16" w:name="_Toc235135159"/>
       <w:r>
         <w:rPr>
           <w:lang w:val="es-CO"/>
@@ -21973,19 +21146,21 @@
     <w:p>
       <w:pPr>
         <w:ind w:firstLine="0"/>
-        <w:rPr>
-          <w:lang w:eastAsia="es-CO"/>
-        </w:rPr>
-      </w:pPr>
-      <w:r>
-        <w:rPr>
+        <w:jc w:val="center"/>
+        <w:rPr>
+          <w:lang w:eastAsia="es-CO"/>
+        </w:rPr>
+      </w:pPr>
+      <w:r>
+        <w:rPr>
+          <w:noProof/>
           <w:lang w:eastAsia="es-CO"/>
         </w:rPr>
         <w:drawing>
-          <wp:inline distT="0" distB="0" distL="0" distR="0" wp14:anchorId="6F386E99" wp14:editId="68ABAF5C">
-            <wp:extent cx="6203445" cy="4517572"/>
-            <wp:effectExtent l="0" t="0" r="6985" b="0"/>
-            <wp:docPr id="1605283837" name="Gráfico 3"/>
+          <wp:inline distT="0" distB="0" distL="0" distR="0" wp14:anchorId="5D2C10FA" wp14:editId="5BDEDA35">
+            <wp:extent cx="5530193" cy="4103279"/>
+            <wp:effectExtent l="0" t="0" r="0" b="0"/>
+            <wp:docPr id="983248657" name="Gráfico 3" descr="El diagrama de flujo presenta el contenido de la unidad, describiendo cada tema y sus subtemas."/>
             <wp:cNvGraphicFramePr>
               <a:graphicFrameLocks xmlns:a="http://schemas.openxmlformats.org/drawingml/2006/main" noChangeAspect="1"/>
             </wp:cNvGraphicFramePr>
@@ -21993,7 +21168,7 @@
               <a:graphicData uri="http://schemas.openxmlformats.org/drawingml/2006/picture">
                 <pic:pic xmlns:pic="http://schemas.openxmlformats.org/drawingml/2006/picture">
                   <pic:nvPicPr>
-                    <pic:cNvPr id="1605283837" name="Gráfico 1605283837"/>
+                    <pic:cNvPr id="983248657" name="Gráfico 3" descr="El diagrama de flujo presenta el contenido de la unidad, describiendo cada tema y sus subtemas."/>
                     <pic:cNvPicPr/>
                   </pic:nvPicPr>
                   <pic:blipFill>
@@ -22011,7 +21186,7 @@
                   <pic:spPr>
                     <a:xfrm>
                       <a:off x="0" y="0"/>
-                      <a:ext cx="6212757" cy="4524353"/>
+                      <a:ext cx="5536745" cy="4108141"/>
                     </a:xfrm>
                     <a:prstGeom prst="rect">
                       <a:avLst/>
@@ -22038,7 +21213,7 @@
           <w:lang w:val="es-CO"/>
         </w:rPr>
       </w:pPr>
-      <w:bookmarkStart w:id="17" w:name="_Toc234914980"/>
+      <w:bookmarkStart w:id="17" w:name="_Toc235135160"/>
       <w:r>
         <w:rPr>
           <w:lang w:val="es-CO"/>
@@ -22371,7 +21546,7 @@
           <w:lang w:val="es-CO"/>
         </w:rPr>
       </w:pPr>
-      <w:bookmarkStart w:id="18" w:name="_Toc234914981"/>
+      <w:bookmarkStart w:id="18" w:name="_Toc235135161"/>
       <w:r>
         <w:rPr>
           <w:lang w:val="es-CO"/>
@@ -22575,7 +21750,7 @@
           <w:lang w:val="es-CO"/>
         </w:rPr>
       </w:pPr>
-      <w:bookmarkStart w:id="19" w:name="_Toc234914982"/>
+      <w:bookmarkStart w:id="19" w:name="_Toc235135162"/>
       <w:r>
         <w:rPr>
           <w:lang w:val="es-CO"/>
@@ -23755,6 +22930,7 @@
     </w:pPr>
     <w:r>
       <w:rPr>
+        <w:noProof/>
         <w:lang w:eastAsia="es-CO"/>
       </w:rPr>
       <w:drawing>
@@ -30378,14 +29554,7 @@
 </file>
 
 <file path=customXml/item1.xml><?xml version="1.0" encoding="utf-8"?>
-<p:properties xmlns:p="http://schemas.microsoft.com/office/2006/metadata/properties" xmlns:xsi="http://www.w3.org/2001/XMLSchema-instance" xmlns:pc="http://schemas.microsoft.com/office/infopath/2007/PartnerControls">
-  <documentManagement>
-    <TaxCatchAll xmlns="13c90a0b-73bc-4dc0-be5f-28d77b615beb" xsi:nil="true"/>
-    <lcf76f155ced4ddcb4097134ff3c332f xmlns="13c93bba-48ce-428c-bfe5-88b42c19b028">
-      <Terms xmlns="http://schemas.microsoft.com/office/infopath/2007/PartnerControls"/>
-    </lcf76f155ced4ddcb4097134ff3c332f>
-  </documentManagement>
-</p:properties>
+<b:Sources xmlns:b="http://schemas.openxmlformats.org/officeDocument/2006/bibliography" xmlns="http://schemas.openxmlformats.org/officeDocument/2006/bibliography" SelectedStyle="\APASixthEditionOfficeOnline.xsl" StyleName="APA" Version="6"/>
 </file>
 
 <file path=customXml/item2.xml><?xml version="1.0" encoding="utf-8"?>
@@ -30624,7 +29793,14 @@
 </file>
 
 <file path=customXml/item3.xml><?xml version="1.0" encoding="utf-8"?>
-<b:Sources xmlns:b="http://schemas.openxmlformats.org/officeDocument/2006/bibliography" xmlns="http://schemas.openxmlformats.org/officeDocument/2006/bibliography" SelectedStyle="\APASixthEditionOfficeOnline.xsl" StyleName="APA" Version="6"/>
+<p:properties xmlns:p="http://schemas.microsoft.com/office/2006/metadata/properties" xmlns:xsi="http://www.w3.org/2001/XMLSchema-instance" xmlns:pc="http://schemas.microsoft.com/office/infopath/2007/PartnerControls">
+  <documentManagement>
+    <TaxCatchAll xmlns="13c90a0b-73bc-4dc0-be5f-28d77b615beb" xsi:nil="true"/>
+    <lcf76f155ced4ddcb4097134ff3c332f xmlns="13c93bba-48ce-428c-bfe5-88b42c19b028">
+      <Terms xmlns="http://schemas.microsoft.com/office/infopath/2007/PartnerControls"/>
+    </lcf76f155ced4ddcb4097134ff3c332f>
+  </documentManagement>
+</p:properties>
 </file>
 
 <file path=customXml/item4.xml><?xml version="1.0" encoding="utf-8"?>
@@ -30637,12 +29813,9 @@
 </file>
 
 <file path=customXml/itemProps1.xml><?xml version="1.0" encoding="utf-8"?>
-<ds:datastoreItem xmlns:ds="http://schemas.openxmlformats.org/officeDocument/2006/customXml" ds:itemID="{1279454D-02BE-4A9C-A117-DCD1573E2608}">
+<ds:datastoreItem xmlns:ds="http://schemas.openxmlformats.org/officeDocument/2006/customXml" ds:itemID="{E61F9D52-A5D1-4EFE-ADCE-5A5118E46D73}">
   <ds:schemaRefs>
-    <ds:schemaRef ds:uri="http://schemas.microsoft.com/office/2006/metadata/properties"/>
-    <ds:schemaRef ds:uri="http://schemas.microsoft.com/office/infopath/2007/PartnerControls"/>
-    <ds:schemaRef ds:uri="13c90a0b-73bc-4dc0-be5f-28d77b615beb"/>
-    <ds:schemaRef ds:uri="13c93bba-48ce-428c-bfe5-88b42c19b028"/>
+    <ds:schemaRef ds:uri="http://schemas.openxmlformats.org/officeDocument/2006/bibliography"/>
   </ds:schemaRefs>
 </ds:datastoreItem>
 </file>
@@ -30667,9 +29840,12 @@
 </file>
 
 <file path=customXml/itemProps3.xml><?xml version="1.0" encoding="utf-8"?>
-<ds:datastoreItem xmlns:ds="http://schemas.openxmlformats.org/officeDocument/2006/customXml" ds:itemID="{E61F9D52-A5D1-4EFE-ADCE-5A5118E46D73}">
+<ds:datastoreItem xmlns:ds="http://schemas.openxmlformats.org/officeDocument/2006/customXml" ds:itemID="{1279454D-02BE-4A9C-A117-DCD1573E2608}">
   <ds:schemaRefs>
-    <ds:schemaRef ds:uri="http://schemas.openxmlformats.org/officeDocument/2006/bibliography"/>
+    <ds:schemaRef ds:uri="http://schemas.microsoft.com/office/2006/metadata/properties"/>
+    <ds:schemaRef ds:uri="http://schemas.microsoft.com/office/infopath/2007/PartnerControls"/>
+    <ds:schemaRef ds:uri="13c90a0b-73bc-4dc0-be5f-28d77b615beb"/>
+    <ds:schemaRef ds:uri="13c93bba-48ce-428c-bfe5-88b42c19b028"/>
   </ds:schemaRefs>
 </ds:datastoreItem>
 </file>
